--- a/bigtree/samples/bigtree_lab_charts.docx
+++ b/bigtree/samples/bigtree_lab_charts.docx
@@ -2,20 +2,122 @@
 <file path=word/document.xml><?xml version="1.0" encoding="utf-8"?>
 <w:document xmlns:w="http://schemas.openxmlformats.org/wordprocessingml/2006/main" xmlns:r="http://schemas.openxmlformats.org/officeDocument/2006/relationships" xmlns:wp="http://schemas.openxmlformats.org/drawingml/2006/wordprocessingDrawing" xmlns:a="http://schemas.openxmlformats.org/drawingml/2006/main" xmlns:pic="http://schemas.openxmlformats.org/drawingml/2006/picture">
   <w:body>
-    <w:p>
-      <w:pPr>
-        <w:pStyle w:val="Title"/>
-      </w:pPr>
-      <w:r>
-        <w:t xml:space="preserve">Claude Code 製 DOTX テスト</w:t>
-      </w:r>
-    </w:p>
-    <w:p>
-      <w:pPr>
-        <w:pStyle w:val="Subtitle"/>
-      </w:pPr>
-      <w:r>
-        <w:t xml:space="preserve">XML を直接書いて組み立てた Word テンプレート ｜ 2026-09-19 ｜ Bigtree Lab</w:t>
+    <w:sdt>
+      <w:sdtPr>
+        <w:alias w:val="資料の区分"/>
+        <w:tag w:val="classification"/>
+        <w:id w:val="4183856"/>
+        <w:text/>
+      </w:sdtPr>
+      <w:sdtContent>
+        <w:p>
+          <w:pPr>
+            <w:pStyle w:val="Caption"/>
+          </w:pPr>
+          <w:r>
+            <w:t xml:space="preserve">公開用 ｜ ドラフト</w:t>
+          </w:r>
+        </w:p>
+      </w:sdtContent>
+    </w:sdt>
+    <w:sdt>
+      <w:sdtPr>
+        <w:alias w:val="宛先"/>
+        <w:tag w:val="recipient"/>
+        <w:id w:val="68778762"/>
+        <w:text/>
+      </w:sdtPr>
+      <w:sdtContent>
+        <w:p>
+          <w:pPr>
+            <w:pStyle w:val="Normal"/>
+          </w:pPr>
+          <w:r>
+            <w:t xml:space="preserve">だいきの試作室　読者のみなさまへ</w:t>
+          </w:r>
+        </w:p>
+      </w:sdtContent>
+    </w:sdt>
+    <w:sdt>
+      <w:sdtPr>
+        <w:alias w:val="タイトル"/>
+        <w:tag w:val="title"/>
+        <w:id w:val="54503829"/>
+        <w:text/>
+      </w:sdtPr>
+      <w:sdtContent>
+        <w:p>
+          <w:pPr>
+            <w:pStyle w:val="Title"/>
+          </w:pPr>
+          <w:r>
+            <w:t xml:space="preserve">note トラフィックレポート</w:t>
+          </w:r>
+        </w:p>
+      </w:sdtContent>
+    </w:sdt>
+    <w:sdt>
+      <w:sdtPr>
+        <w:alias w:val="サブタイトル"/>
+        <w:tag w:val="subtitle"/>
+        <w:id w:val="60730378"/>
+        <w:text/>
+      </w:sdtPr>
+      <w:sdtContent>
+        <w:p>
+          <w:pPr>
+            <w:pStyle w:val="Subtitle"/>
+          </w:pPr>
+          <w:r>
+            <w:t xml:space="preserve">2026年9月の読まれ方と次の一手</w:t>
+          </w:r>
+        </w:p>
+      </w:sdtContent>
+    </w:sdt>
+    <w:sdt>
+      <w:sdtPr>
+        <w:alias w:val="日付・作成者"/>
+        <w:tag w:val="meta"/>
+        <w:id w:val="88850529"/>
+        <w:text/>
+      </w:sdtPr>
+      <w:sdtContent>
+        <w:p>
+          <w:pPr>
+            <w:pStyle w:val="Caption"/>
+          </w:pPr>
+          <w:r>
+            <w:t xml:space="preserve">2026-09-20 ｜ Bigtree Lab ｜ だいき君</w:t>
+          </w:r>
+        </w:p>
+      </w:sdtContent>
+    </w:sdt>
+    <w:p>
+      <w:pPr>
+        <w:pStyle w:val="TOCHeading"/>
+      </w:pPr>
+      <w:r>
+        <w:t xml:space="preserve">目次</w:t>
+      </w:r>
+    </w:p>
+    <w:p>
+      <w:pPr>
+        <w:pStyle w:val="TOC1"/>
+      </w:pPr>
+      <w:r>
+        <w:fldChar w:fldCharType="begin"/>
+      </w:r>
+      <w:r>
+        <w:instrText xml:space="preserve">  TOC \o "1-2" \h \z \u \n </w:instrText>
+      </w:r>
+      <w:r>
+        <w:fldChar w:fldCharType="separate"/>
+      </w:r>
+      <w:r>
+        <w:t>［ここに目次が入ります。右クリック →「フィールド更新」］</w:t>
+      </w:r>
+      <w:r>
+        <w:fldChar w:fldCharType="end"/>
       </w:r>
     </w:p>
     <w:p>
@@ -778,6 +880,50 @@
         <w:t xml:space="preserve">：週次セッション（W38 の広告経由だけ強調）（graph3）</w:t>
       </w:r>
     </w:p>
+    <w:p>
+      <w:pPr>
+        <w:pStyle w:val="FigureBlock"/>
+      </w:pPr>
+      <w:r>
+        <w:drawing>
+          <wp:inline xmlns:wp="http://schemas.openxmlformats.org/drawingml/2006/wordprocessingDrawing" distT="0" distB="0" distL="0" distR="0">
+            <wp:extent cx="5508117" cy="3029464"/>
+            <wp:docPr id="104" name="graph4"/>
+            <a:graphic xmlns:a="http://schemas.openxmlformats.org/drawingml/2006/main">
+              <a:graphicData uri="http://schemas.openxmlformats.org/drawingml/2006/chart">
+                <c:chart xmlns:c="http://schemas.openxmlformats.org/drawingml/2006/chart" r:id="rIdChart4"/>
+              </a:graphicData>
+            </a:graphic>
+          </wp:inline>
+        </w:drawing>
+      </w:r>
+    </w:p>
+    <w:p>
+      <w:pPr>
+        <w:pStyle w:val="Caption"/>
+      </w:pPr>
+      <w:r>
+        <w:t xml:space="preserve">図 </w:t>
+      </w:r>
+      <w:r>
+        <w:fldChar w:fldCharType="begin"/>
+      </w:r>
+      <w:r>
+        <w:instrText xml:space="preserve"> SEQ 図 \* ARABIC </w:instrText>
+      </w:r>
+      <w:r>
+        <w:fldChar w:fldCharType="separate"/>
+      </w:r>
+      <w:r>
+        <w:t>5</w:t>
+      </w:r>
+      <w:r>
+        <w:fldChar w:fldCharType="end"/>
+      </w:r>
+      <w:r>
+        <w:t xml:space="preserve">：流入元の構成比（2026/09）（graph4）</w:t>
+      </w:r>
+    </w:p>
     <w:sectPr>
       <w:footerReference w:type="default" r:id="rIdFooter"/>
       <w:pgSz w:w="11906" w:h="16838"/>
@@ -1164,6 +1310,66 @@
       <w:szCs w:val="18"/>
     </w:rPr>
   </w:style>
+  <w:style w:type="paragraph" w:styleId="TOCHeading">
+    <w:name w:val="TOC Heading"/>
+    <w:basedOn w:val="Normal"/>
+    <w:next w:val="Normal"/>
+    <w:uiPriority w:val="1"/>
+    <w:qFormat/>
+    <w:pPr>
+      <w:snapToGrid w:val="0"/>
+      <w:spacing w:before="240" w:after="120" w:line="504" w:lineRule="exact"/>
+    </w:pPr>
+    <w:rPr>
+      <w:rFonts w:asciiTheme="majorHAnsi" w:hAnsiTheme="majorHAnsi" w:eastAsiaTheme="majorEastAsia" w:cstheme="majorBidi"/>
+      <w:b/>
+      <w:bCs/>
+      <w:color w:val="2F6B55" w:themeColor="accent1"/>
+      <w:sz w:val="36"/>
+      <w:szCs w:val="36"/>
+    </w:rPr>
+  </w:style>
+  <w:style w:type="paragraph" w:styleId="TOC1">
+    <w:name w:val="toc 1"/>
+    <w:basedOn w:val="Normal"/>
+    <w:next w:val="Normal"/>
+    <w:uiPriority w:val="1"/>
+    <w:qFormat/>
+    <w:pPr>
+      <w:snapToGrid w:val="0"/>
+      <w:spacing w:after="60" w:line="357" w:lineRule="exact"/>
+      <w:tabs>
+        <w:tab w:val="right" w:leader="dot" w:pos="9638"/>
+      </w:tabs>
+    </w:pPr>
+    <w:rPr/>
+  </w:style>
+  <w:style w:type="paragraph" w:styleId="TOC2">
+    <w:name w:val="toc 2"/>
+    <w:basedOn w:val="Normal"/>
+    <w:next w:val="Normal"/>
+    <w:uiPriority w:val="1"/>
+    <w:qFormat/>
+    <w:pPr>
+      <w:snapToGrid w:val="0"/>
+      <w:spacing w:after="40" w:line="357" w:lineRule="exact"/>
+      <w:ind w:left="420"/>
+    </w:pPr>
+    <w:rPr/>
+  </w:style>
+  <w:style w:type="paragraph" w:styleId="TOC3">
+    <w:name w:val="toc 3"/>
+    <w:basedOn w:val="Normal"/>
+    <w:next w:val="Normal"/>
+    <w:uiPriority w:val="1"/>
+    <w:qFormat/>
+    <w:pPr>
+      <w:snapToGrid w:val="0"/>
+      <w:spacing w:after="40" w:line="357" w:lineRule="exact"/>
+      <w:ind w:left="840"/>
+    </w:pPr>
+    <w:rPr/>
+  </w:style>
   <w:style w:type="paragraph" w:styleId="FigureBlock">
     <w:name w:val="図"/>
     <w:basedOn w:val="Normal"/>
@@ -1234,6 +1440,13 @@
     <w:rPr>
       <w:color w:val="2F6B55" w:themeColor="hyperlink"/>
       <w:u w:val="single"/>
+    </w:rPr>
+  </w:style>
+  <w:style w:type="character" w:styleId="PlaceholderText">
+    <w:name w:val="Placeholder Text"/>
+    <w:semiHidden/>
+    <w:rPr>
+      <w:color w:val="66776F" w:themeColor="text2"/>
     </w:rPr>
   </w:style>
   <w:style w:type="character" w:default="1" w:styleId="DefaultParagraphFont">
@@ -2169,6 +2382,315 @@
           </c:spPr>
         </c:majorGridlines>
         <c:numFmt formatCode="#,##0" sourceLinked="0"/>
+        <c:majorTickMark val="none"/>
+        <c:minorTickMark val="none"/>
+        <c:tickLblPos val="nextTo"/>
+        <c:spPr>
+          <a:ln>
+            <a:noFill/>
+          </a:ln>
+        </c:spPr>
+        <c:txPr>
+          <a:bodyPr/>
+          <a:lstStyle/>
+          <a:p>
+            <a:pPr>
+              <a:defRPr sz="1000">
+                <a:solidFill>
+                  <a:schemeClr val="tx2"/>
+                </a:solidFill>
+                <a:latin typeface="+mn-lt"/>
+                <a:ea typeface="+mn-ea"/>
+              </a:defRPr>
+            </a:pPr>
+            <a:endParaRPr lang="ja-JP"/>
+          </a:p>
+        </c:txPr>
+        <c:crossAx val="1001"/>
+        <c:crosses val="autoZero"/>
+        <c:crossBetween val="between"/>
+      </c:valAx>
+    </c:plotArea>
+    <c:legend>
+      <c:legendPos val="b"/>
+      <c:overlay val="0"/>
+      <c:txPr>
+        <a:bodyPr/>
+        <a:lstStyle/>
+        <a:p>
+          <a:pPr>
+            <a:defRPr sz="1000">
+              <a:solidFill>
+                <a:schemeClr val="tx1"/>
+              </a:solidFill>
+              <a:latin typeface="+mn-lt"/>
+              <a:ea typeface="+mn-ea"/>
+            </a:defRPr>
+          </a:pPr>
+          <a:endParaRPr lang="ja-JP"/>
+        </a:p>
+      </c:txPr>
+    </c:legend>
+    <c:plotVisOnly val="1"/>
+    <c:dispBlanksAs val="gap"/>
+  </c:chart>
+  <c:spPr>
+    <a:noFill/>
+    <a:ln>
+      <a:noFill/>
+    </a:ln>
+  </c:spPr>
+  <c:txPr>
+    <a:bodyPr/>
+    <a:lstStyle/>
+    <a:p>
+      <a:pPr>
+        <a:defRPr sz="1000">
+          <a:solidFill>
+            <a:schemeClr val="tx1"/>
+          </a:solidFill>
+          <a:latin typeface="+mn-lt"/>
+          <a:ea typeface="+mn-ea"/>
+        </a:defRPr>
+      </a:pPr>
+      <a:endParaRPr lang="ja-JP"/>
+    </a:p>
+  </c:txPr>
+  <c:externalData r:id="rId1">
+    <c:autoUpdate val="0"/>
+  </c:externalData>
+</c:chartSpace>
+</file>
+
+<file path=word/charts/chart4.xml><?xml version="1.0" encoding="utf-8"?>
+<c:chartSpace xmlns:c="http://schemas.openxmlformats.org/drawingml/2006/chart" xmlns:a="http://schemas.openxmlformats.org/drawingml/2006/main" xmlns:r="http://schemas.openxmlformats.org/officeDocument/2006/relationships">
+  <c:date1904 val="0"/>
+  <c:lang val="ja-JP"/>
+  <c:roundedCorners val="0"/>
+  <c:chart>
+    <c:autoTitleDeleted val="1"/>
+    <c:plotArea>
+      <c:layout/>
+      <c:barChart>
+        <c:barDir val="bar"/>
+        <c:grouping val="percentStacked"/>
+        <c:varyColors val="0"/>
+        <c:ser>
+          <c:idx val="0"/>
+          <c:order val="0"/>
+          <c:tx>
+            <c:strRef>
+              <c:f>Sheet1!$B$1</c:f>
+              <c:strCache>
+                <c:ptCount val="1"/>
+                <c:pt idx="0">
+                  <c:v>検索</c:v>
+                </c:pt>
+              </c:strCache>
+            </c:strRef>
+          </c:tx>
+          <c:cat>
+            <c:strRef>
+              <c:f>Sheet1!$A$2:$A$2</c:f>
+              <c:strCache>
+                <c:ptCount val="1"/>
+                <c:pt idx="0">
+                  <c:v>2026/09</c:v>
+                </c:pt>
+              </c:strCache>
+            </c:strRef>
+          </c:cat>
+          <c:val>
+            <c:numRef>
+              <c:f>Sheet1!$B$2:$B$2</c:f>
+              <c:numCache>
+                <c:formatCode>0%</c:formatCode>
+                <c:ptCount val="1"/>
+                <c:pt idx="0">
+                  <c:v>0.58</c:v>
+                </c:pt>
+              </c:numCache>
+            </c:numRef>
+          </c:val>
+        </c:ser>
+        <c:ser>
+          <c:idx val="1"/>
+          <c:order val="1"/>
+          <c:tx>
+            <c:strRef>
+              <c:f>Sheet1!$C$1</c:f>
+              <c:strCache>
+                <c:ptCount val="1"/>
+                <c:pt idx="0">
+                  <c:v>SNS</c:v>
+                </c:pt>
+              </c:strCache>
+            </c:strRef>
+          </c:tx>
+          <c:cat>
+            <c:strRef>
+              <c:f>Sheet1!$A$2:$A$2</c:f>
+              <c:strCache>
+                <c:ptCount val="1"/>
+                <c:pt idx="0">
+                  <c:v>2026/09</c:v>
+                </c:pt>
+              </c:strCache>
+            </c:strRef>
+          </c:cat>
+          <c:val>
+            <c:numRef>
+              <c:f>Sheet1!$C$2:$C$2</c:f>
+              <c:numCache>
+                <c:formatCode>0%</c:formatCode>
+                <c:ptCount val="1"/>
+                <c:pt idx="0">
+                  <c:v>0.21</c:v>
+                </c:pt>
+              </c:numCache>
+            </c:numRef>
+          </c:val>
+        </c:ser>
+        <c:ser>
+          <c:idx val="2"/>
+          <c:order val="2"/>
+          <c:tx>
+            <c:strRef>
+              <c:f>Sheet1!$D$1</c:f>
+              <c:strCache>
+                <c:ptCount val="1"/>
+                <c:pt idx="0">
+                  <c:v>note 内</c:v>
+                </c:pt>
+              </c:strCache>
+            </c:strRef>
+          </c:tx>
+          <c:cat>
+            <c:strRef>
+              <c:f>Sheet1!$A$2:$A$2</c:f>
+              <c:strCache>
+                <c:ptCount val="1"/>
+                <c:pt idx="0">
+                  <c:v>2026/09</c:v>
+                </c:pt>
+              </c:strCache>
+            </c:strRef>
+          </c:cat>
+          <c:val>
+            <c:numRef>
+              <c:f>Sheet1!$D$2:$D$2</c:f>
+              <c:numCache>
+                <c:formatCode>0%</c:formatCode>
+                <c:ptCount val="1"/>
+                <c:pt idx="0">
+                  <c:v>0.13</c:v>
+                </c:pt>
+              </c:numCache>
+            </c:numRef>
+          </c:val>
+        </c:ser>
+        <c:ser>
+          <c:idx val="3"/>
+          <c:order val="3"/>
+          <c:tx>
+            <c:strRef>
+              <c:f>Sheet1!$E$1</c:f>
+              <c:strCache>
+                <c:ptCount val="1"/>
+                <c:pt idx="0">
+                  <c:v>その他</c:v>
+                </c:pt>
+              </c:strCache>
+            </c:strRef>
+          </c:tx>
+          <c:cat>
+            <c:strRef>
+              <c:f>Sheet1!$A$2:$A$2</c:f>
+              <c:strCache>
+                <c:ptCount val="1"/>
+                <c:pt idx="0">
+                  <c:v>2026/09</c:v>
+                </c:pt>
+              </c:strCache>
+            </c:strRef>
+          </c:cat>
+          <c:val>
+            <c:numRef>
+              <c:f>Sheet1!$E$2:$E$2</c:f>
+              <c:numCache>
+                <c:formatCode>0%</c:formatCode>
+                <c:ptCount val="1"/>
+                <c:pt idx="0">
+                  <c:v>0.08</c:v>
+                </c:pt>
+              </c:numCache>
+            </c:numRef>
+          </c:val>
+        </c:ser>
+        <c:gapWidth val="60"/>
+        <c:overlap val="100"/>
+        <c:axId val="1001"/>
+        <c:axId val="1002"/>
+      </c:barChart>
+      <c:catAx>
+        <c:axId val="1001"/>
+        <c:scaling>
+          <c:orientation val="minMax"/>
+        </c:scaling>
+        <c:delete val="1"/>
+        <c:axPos val="l"/>
+        <c:numFmt formatCode="General" sourceLinked="1"/>
+        <c:majorTickMark val="none"/>
+        <c:minorTickMark val="none"/>
+        <c:tickLblPos val="nextTo"/>
+        <c:spPr>
+          <a:ln w="9525">
+            <a:solidFill>
+              <a:schemeClr val="tx2"/>
+            </a:solidFill>
+          </a:ln>
+        </c:spPr>
+        <c:txPr>
+          <a:bodyPr/>
+          <a:lstStyle/>
+          <a:p>
+            <a:pPr>
+              <a:defRPr sz="1000">
+                <a:solidFill>
+                  <a:schemeClr val="tx2"/>
+                </a:solidFill>
+                <a:latin typeface="+mn-lt"/>
+                <a:ea typeface="+mn-ea"/>
+              </a:defRPr>
+            </a:pPr>
+            <a:endParaRPr lang="ja-JP"/>
+          </a:p>
+        </c:txPr>
+        <c:crossAx val="1002"/>
+        <c:crosses val="autoZero"/>
+        <c:auto val="1"/>
+        <c:lblAlgn val="ctr"/>
+        <c:lblOffset val="100"/>
+      </c:catAx>
+      <c:valAx>
+        <c:axId val="1002"/>
+        <c:scaling>
+          <c:orientation val="minMax"/>
+        </c:scaling>
+        <c:delete val="0"/>
+        <c:axPos val="b"/>
+        <c:majorGridlines>
+          <c:spPr>
+            <a:ln w="6350">
+              <a:solidFill>
+                <a:schemeClr val="bg2">
+                  <a:lumMod val="90000"/>
+                </a:schemeClr>
+              </a:solidFill>
+            </a:ln>
+          </c:spPr>
+        </c:majorGridlines>
+        <c:numFmt formatCode="0%" sourceLinked="0"/>
         <c:majorTickMark val="none"/>
         <c:minorTickMark val="none"/>
         <c:tickLblPos val="nextTo"/>

--- a/bigtree/samples/bigtree_lab_charts.docx
+++ b/bigtree/samples/bigtree_lab_charts.docx
@@ -922,6 +922,50 @@
       </w:r>
       <w:r>
         <w:t xml:space="preserve">：流入元の構成比（2026/09）（graph4）</w:t>
+      </w:r>
+    </w:p>
+    <w:p>
+      <w:pPr>
+        <w:pStyle w:val="FigureBlock"/>
+      </w:pPr>
+      <w:r>
+        <w:drawing>
+          <wp:inline xmlns:wp="http://schemas.openxmlformats.org/drawingml/2006/wordprocessingDrawing" distT="0" distB="0" distL="0" distR="0">
+            <wp:extent cx="5508117" cy="3029464"/>
+            <wp:docPr id="105" name="graph5"/>
+            <a:graphic xmlns:a="http://schemas.openxmlformats.org/drawingml/2006/main">
+              <a:graphicData uri="http://schemas.openxmlformats.org/drawingml/2006/chart">
+                <c:chart xmlns:c="http://schemas.openxmlformats.org/drawingml/2006/chart" r:id="rIdChart5"/>
+              </a:graphicData>
+            </a:graphic>
+          </wp:inline>
+        </w:drawing>
+      </w:r>
+    </w:p>
+    <w:p>
+      <w:pPr>
+        <w:pStyle w:val="Caption"/>
+      </w:pPr>
+      <w:r>
+        <w:t xml:space="preserve">図 </w:t>
+      </w:r>
+      <w:r>
+        <w:fldChar w:fldCharType="begin"/>
+      </w:r>
+      <w:r>
+        <w:instrText xml:space="preserve"> SEQ 図 \* ARABIC </w:instrText>
+      </w:r>
+      <w:r>
+        <w:fldChar w:fldCharType="separate"/>
+      </w:r>
+      <w:r>
+        <w:t>6</w:t>
+      </w:r>
+      <w:r>
+        <w:fldChar w:fldCharType="end"/>
+      </w:r>
+      <w:r>
+        <w:t xml:space="preserve">：セッションと CVR（graph5）</w:t>
       </w:r>
     </w:p>
     <w:sectPr>
@@ -1553,6 +1597,31 @@
               </c:strCache>
             </c:strRef>
           </c:tx>
+          <c:dLbls>
+            <c:txPr>
+              <a:bodyPr/>
+              <a:lstStyle/>
+              <a:p>
+                <a:pPr>
+                  <a:defRPr sz="1100">
+                    <a:solidFill>
+                      <a:schemeClr val="tx1"/>
+                    </a:solidFill>
+                    <a:latin typeface="+mn-lt"/>
+                    <a:ea typeface="+mn-ea"/>
+                  </a:defRPr>
+                </a:pPr>
+                <a:endParaRPr lang="ja-JP"/>
+              </a:p>
+            </c:txPr>
+            <c:dLblPos val="outEnd"/>
+            <c:showLegendKey val="0"/>
+            <c:showVal val="1"/>
+            <c:showCatName val="0"/>
+            <c:showSerName val="0"/>
+            <c:showPercent val="0"/>
+            <c:showBubbleSize val="0"/>
+          </c:dLbls>
           <c:cat>
             <c:strRef>
               <c:f>Sheet1!$A$2:$A$5</c:f>
@@ -1609,6 +1678,31 @@
               </c:strCache>
             </c:strRef>
           </c:tx>
+          <c:dLbls>
+            <c:txPr>
+              <a:bodyPr/>
+              <a:lstStyle/>
+              <a:p>
+                <a:pPr>
+                  <a:defRPr sz="1100">
+                    <a:solidFill>
+                      <a:schemeClr val="tx1"/>
+                    </a:solidFill>
+                    <a:latin typeface="+mn-lt"/>
+                    <a:ea typeface="+mn-ea"/>
+                  </a:defRPr>
+                </a:pPr>
+                <a:endParaRPr lang="ja-JP"/>
+              </a:p>
+            </c:txPr>
+            <c:dLblPos val="outEnd"/>
+            <c:showLegendKey val="0"/>
+            <c:showVal val="1"/>
+            <c:showCatName val="0"/>
+            <c:showSerName val="0"/>
+            <c:showPercent val="0"/>
+            <c:showBubbleSize val="0"/>
+          </c:dLbls>
           <c:cat>
             <c:strRef>
               <c:f>Sheet1!$A$2:$A$5</c:f>
@@ -1679,7 +1773,7 @@
           <a:lstStyle/>
           <a:p>
             <a:pPr>
-              <a:defRPr sz="1000">
+              <a:defRPr sz="1100">
                 <a:solidFill>
                   <a:schemeClr val="tx2"/>
                 </a:solidFill>
@@ -1700,16 +1794,15 @@
         <c:axId val="1002"/>
         <c:scaling>
           <c:orientation val="minMax"/>
+          <c:min val="0"/>
         </c:scaling>
-        <c:delete val="0"/>
+        <c:delete val="1"/>
         <c:axPos val="l"/>
         <c:majorGridlines>
           <c:spPr>
             <a:ln w="6350">
               <a:solidFill>
-                <a:schemeClr val="bg2">
-                  <a:lumMod val="90000"/>
-                </a:schemeClr>
+                <a:schemeClr val="accent5"/>
               </a:solidFill>
             </a:ln>
           </c:spPr>
@@ -1728,7 +1821,7 @@
           <a:lstStyle/>
           <a:p>
             <a:pPr>
-              <a:defRPr sz="1000">
+              <a:defRPr sz="1100">
                 <a:solidFill>
                   <a:schemeClr val="tx2"/>
                 </a:solidFill>
@@ -1752,7 +1845,7 @@
         <a:lstStyle/>
         <a:p>
           <a:pPr>
-            <a:defRPr sz="1000">
+            <a:defRPr sz="1100">
               <a:solidFill>
                 <a:schemeClr val="tx1"/>
               </a:solidFill>
@@ -1778,7 +1871,7 @@
     <a:lstStyle/>
     <a:p>
       <a:pPr>
-        <a:defRPr sz="1000">
+        <a:defRPr sz="1100">
           <a:solidFill>
             <a:schemeClr val="tx1"/>
           </a:solidFill>
@@ -1824,14 +1917,49 @@
           <c:spPr>
             <a:ln w="19050" cap="rnd">
               <a:solidFill>
-                <a:schemeClr val="tx2"/>
+                <a:schemeClr val="accent4"/>
               </a:solidFill>
               <a:round/>
             </a:ln>
           </c:spPr>
           <c:marker>
-            <c:symbol val="none"/>
+            <c:symbol val="circle"/>
+            <c:size val="6"/>
           </c:marker>
+          <c:dLbls>
+            <c:dLbl>
+              <c:idx val="3"/>
+              <c:txPr>
+                <a:bodyPr/>
+                <a:lstStyle/>
+                <a:p>
+                  <a:pPr>
+                    <a:defRPr sz="1100">
+                      <a:solidFill>
+                        <a:schemeClr val="tx1"/>
+                      </a:solidFill>
+                      <a:latin typeface="+mn-lt"/>
+                      <a:ea typeface="+mn-ea"/>
+                    </a:defRPr>
+                  </a:pPr>
+                  <a:endParaRPr lang="ja-JP"/>
+                </a:p>
+              </c:txPr>
+              <c:dLblPos val="r"/>
+              <c:showLegendKey val="0"/>
+              <c:showVal val="1"/>
+              <c:showCatName val="0"/>
+              <c:showSerName val="1"/>
+              <c:showPercent val="0"/>
+              <c:showBubbleSize val="0"/>
+            </c:dLbl>
+            <c:showLegendKey val="0"/>
+            <c:showVal val="0"/>
+            <c:showCatName val="0"/>
+            <c:showSerName val="0"/>
+            <c:showPercent val="0"/>
+            <c:showBubbleSize val="0"/>
+          </c:dLbls>
           <c:cat>
             <c:strRef>
               <c:f>Sheet1!$A$2:$A$5</c:f>
@@ -1892,14 +2020,49 @@
           <c:spPr>
             <a:ln w="19050" cap="rnd">
               <a:solidFill>
-                <a:schemeClr val="tx2"/>
+                <a:schemeClr val="accent4"/>
               </a:solidFill>
               <a:round/>
             </a:ln>
           </c:spPr>
           <c:marker>
-            <c:symbol val="none"/>
+            <c:symbol val="circle"/>
+            <c:size val="6"/>
           </c:marker>
+          <c:dLbls>
+            <c:dLbl>
+              <c:idx val="3"/>
+              <c:txPr>
+                <a:bodyPr/>
+                <a:lstStyle/>
+                <a:p>
+                  <a:pPr>
+                    <a:defRPr sz="1100">
+                      <a:solidFill>
+                        <a:schemeClr val="tx1"/>
+                      </a:solidFill>
+                      <a:latin typeface="+mn-lt"/>
+                      <a:ea typeface="+mn-ea"/>
+                    </a:defRPr>
+                  </a:pPr>
+                  <a:endParaRPr lang="ja-JP"/>
+                </a:p>
+              </c:txPr>
+              <c:dLblPos val="r"/>
+              <c:showLegendKey val="0"/>
+              <c:showVal val="1"/>
+              <c:showCatName val="0"/>
+              <c:showSerName val="1"/>
+              <c:showPercent val="0"/>
+              <c:showBubbleSize val="0"/>
+            </c:dLbl>
+            <c:showLegendKey val="0"/>
+            <c:showVal val="0"/>
+            <c:showCatName val="0"/>
+            <c:showSerName val="0"/>
+            <c:showPercent val="0"/>
+            <c:showBubbleSize val="0"/>
+          </c:dLbls>
           <c:cat>
             <c:strRef>
               <c:f>Sheet1!$A$2:$A$5</c:f>
@@ -1966,8 +2129,69 @@
             </a:ln>
           </c:spPr>
           <c:marker>
-            <c:symbol val="none"/>
+            <c:symbol val="circle"/>
+            <c:size val="6"/>
           </c:marker>
+          <c:dLbls>
+            <c:dLbl>
+              <c:idx val="0"/>
+              <c:txPr>
+                <a:bodyPr/>
+                <a:lstStyle/>
+                <a:p>
+                  <a:pPr>
+                    <a:defRPr sz="1100">
+                      <a:solidFill>
+                        <a:schemeClr val="tx1"/>
+                      </a:solidFill>
+                      <a:latin typeface="+mn-lt"/>
+                      <a:ea typeface="+mn-ea"/>
+                    </a:defRPr>
+                  </a:pPr>
+                  <a:endParaRPr lang="ja-JP"/>
+                </a:p>
+              </c:txPr>
+              <c:dLblPos val="r"/>
+              <c:showLegendKey val="0"/>
+              <c:showVal val="1"/>
+              <c:showCatName val="0"/>
+              <c:showSerName val="0"/>
+              <c:showPercent val="0"/>
+              <c:showBubbleSize val="0"/>
+            </c:dLbl>
+            <c:dLbl>
+              <c:idx val="3"/>
+              <c:txPr>
+                <a:bodyPr/>
+                <a:lstStyle/>
+                <a:p>
+                  <a:pPr>
+                    <a:defRPr sz="1100">
+                      <a:solidFill>
+                        <a:schemeClr val="tx1"/>
+                      </a:solidFill>
+                      <a:latin typeface="+mn-lt"/>
+                      <a:ea typeface="+mn-ea"/>
+                    </a:defRPr>
+                  </a:pPr>
+                  <a:endParaRPr lang="ja-JP"/>
+                </a:p>
+              </c:txPr>
+              <c:dLblPos val="r"/>
+              <c:showLegendKey val="0"/>
+              <c:showVal val="1"/>
+              <c:showCatName val="0"/>
+              <c:showSerName val="1"/>
+              <c:showPercent val="0"/>
+              <c:showBubbleSize val="0"/>
+            </c:dLbl>
+            <c:showLegendKey val="0"/>
+            <c:showVal val="0"/>
+            <c:showCatName val="0"/>
+            <c:showSerName val="0"/>
+            <c:showPercent val="0"/>
+            <c:showBubbleSize val="0"/>
+          </c:dLbls>
           <c:cat>
             <c:strRef>
               <c:f>Sheet1!$A$2:$A$5</c:f>
@@ -2038,7 +2262,7 @@
           <a:lstStyle/>
           <a:p>
             <a:pPr>
-              <a:defRPr sz="1000">
+              <a:defRPr sz="1100">
                 <a:solidFill>
                   <a:schemeClr val="tx2"/>
                 </a:solidFill>
@@ -2066,9 +2290,7 @@
           <c:spPr>
             <a:ln w="6350">
               <a:solidFill>
-                <a:schemeClr val="bg2">
-                  <a:lumMod val="90000"/>
-                </a:schemeClr>
+                <a:schemeClr val="accent5"/>
               </a:solidFill>
             </a:ln>
           </c:spPr>
@@ -2087,7 +2309,7 @@
           <a:lstStyle/>
           <a:p>
             <a:pPr>
-              <a:defRPr sz="1000">
+              <a:defRPr sz="1100">
                 <a:solidFill>
                   <a:schemeClr val="tx2"/>
                 </a:solidFill>
@@ -2103,26 +2325,6 @@
         <c:crossBetween val="between"/>
       </c:valAx>
     </c:plotArea>
-    <c:legend>
-      <c:legendPos val="b"/>
-      <c:overlay val="0"/>
-      <c:txPr>
-        <a:bodyPr/>
-        <a:lstStyle/>
-        <a:p>
-          <a:pPr>
-            <a:defRPr sz="1000">
-              <a:solidFill>
-                <a:schemeClr val="tx1"/>
-              </a:solidFill>
-              <a:latin typeface="+mn-lt"/>
-              <a:ea typeface="+mn-ea"/>
-            </a:defRPr>
-          </a:pPr>
-          <a:endParaRPr lang="ja-JP"/>
-        </a:p>
-      </c:txPr>
-    </c:legend>
     <c:plotVisOnly val="1"/>
     <c:dispBlanksAs val="gap"/>
   </c:chart>
@@ -2137,7 +2339,7 @@
     <a:lstStyle/>
     <a:p>
       <a:pPr>
-        <a:defRPr sz="1000">
+        <a:defRPr sz="1100">
           <a:solidFill>
             <a:schemeClr val="tx1"/>
           </a:solidFill>
@@ -2208,6 +2410,31 @@
               </a:ln>
             </c:spPr>
           </c:dPt>
+          <c:dLbls>
+            <c:txPr>
+              <a:bodyPr/>
+              <a:lstStyle/>
+              <a:p>
+                <a:pPr>
+                  <a:defRPr sz="1100">
+                    <a:solidFill>
+                      <a:schemeClr val="tx1"/>
+                    </a:solidFill>
+                    <a:latin typeface="+mn-lt"/>
+                    <a:ea typeface="+mn-ea"/>
+                  </a:defRPr>
+                </a:pPr>
+                <a:endParaRPr lang="ja-JP"/>
+              </a:p>
+            </c:txPr>
+            <c:dLblPos val="outEnd"/>
+            <c:showLegendKey val="0"/>
+            <c:showVal val="1"/>
+            <c:showCatName val="0"/>
+            <c:showSerName val="0"/>
+            <c:showPercent val="0"/>
+            <c:showBubbleSize val="0"/>
+          </c:dLbls>
           <c:cat>
             <c:strRef>
               <c:f>Sheet1!$A$2:$A$5</c:f>
@@ -2276,6 +2503,31 @@
             </a:ln>
           </c:spPr>
           <c:invertIfNegative val="0"/>
+          <c:dLbls>
+            <c:txPr>
+              <a:bodyPr/>
+              <a:lstStyle/>
+              <a:p>
+                <a:pPr>
+                  <a:defRPr sz="1100">
+                    <a:solidFill>
+                      <a:schemeClr val="tx1"/>
+                    </a:solidFill>
+                    <a:latin typeface="+mn-lt"/>
+                    <a:ea typeface="+mn-ea"/>
+                  </a:defRPr>
+                </a:pPr>
+                <a:endParaRPr lang="ja-JP"/>
+              </a:p>
+            </c:txPr>
+            <c:dLblPos val="outEnd"/>
+            <c:showLegendKey val="0"/>
+            <c:showVal val="1"/>
+            <c:showCatName val="0"/>
+            <c:showSerName val="0"/>
+            <c:showPercent val="0"/>
+            <c:showBubbleSize val="0"/>
+          </c:dLbls>
           <c:cat>
             <c:strRef>
               <c:f>Sheet1!$A$2:$A$5</c:f>
@@ -2346,7 +2598,7 @@
           <a:lstStyle/>
           <a:p>
             <a:pPr>
-              <a:defRPr sz="1000">
+              <a:defRPr sz="1100">
                 <a:solidFill>
                   <a:schemeClr val="tx2"/>
                 </a:solidFill>
@@ -2367,16 +2619,15 @@
         <c:axId val="1002"/>
         <c:scaling>
           <c:orientation val="minMax"/>
+          <c:min val="0"/>
         </c:scaling>
-        <c:delete val="0"/>
+        <c:delete val="1"/>
         <c:axPos val="l"/>
         <c:majorGridlines>
           <c:spPr>
             <a:ln w="6350">
               <a:solidFill>
-                <a:schemeClr val="bg2">
-                  <a:lumMod val="90000"/>
-                </a:schemeClr>
+                <a:schemeClr val="accent5"/>
               </a:solidFill>
             </a:ln>
           </c:spPr>
@@ -2395,7 +2646,7 @@
           <a:lstStyle/>
           <a:p>
             <a:pPr>
-              <a:defRPr sz="1000">
+              <a:defRPr sz="1100">
                 <a:solidFill>
                   <a:schemeClr val="tx2"/>
                 </a:solidFill>
@@ -2419,7 +2670,7 @@
         <a:lstStyle/>
         <a:p>
           <a:pPr>
-            <a:defRPr sz="1000">
+            <a:defRPr sz="1100">
               <a:solidFill>
                 <a:schemeClr val="tx1"/>
               </a:solidFill>
@@ -2445,7 +2696,7 @@
     <a:lstStyle/>
     <a:p>
       <a:pPr>
-        <a:defRPr sz="1000">
+        <a:defRPr sz="1100">
           <a:solidFill>
             <a:schemeClr val="tx1"/>
           </a:solidFill>
@@ -2489,6 +2740,31 @@
               </c:strCache>
             </c:strRef>
           </c:tx>
+          <c:dLbls>
+            <c:txPr>
+              <a:bodyPr/>
+              <a:lstStyle/>
+              <a:p>
+                <a:pPr>
+                  <a:defRPr sz="1100">
+                    <a:solidFill>
+                      <a:schemeClr val="tx1"/>
+                    </a:solidFill>
+                    <a:latin typeface="+mn-lt"/>
+                    <a:ea typeface="+mn-ea"/>
+                  </a:defRPr>
+                </a:pPr>
+                <a:endParaRPr lang="ja-JP"/>
+              </a:p>
+            </c:txPr>
+            <c:dLblPos val="ctr"/>
+            <c:showLegendKey val="0"/>
+            <c:showVal val="1"/>
+            <c:showCatName val="0"/>
+            <c:showSerName val="0"/>
+            <c:showPercent val="0"/>
+            <c:showBubbleSize val="0"/>
+          </c:dLbls>
           <c:cat>
             <c:strRef>
               <c:f>Sheet1!$A$2:$A$2</c:f>
@@ -2527,6 +2803,31 @@
               </c:strCache>
             </c:strRef>
           </c:tx>
+          <c:dLbls>
+            <c:txPr>
+              <a:bodyPr/>
+              <a:lstStyle/>
+              <a:p>
+                <a:pPr>
+                  <a:defRPr sz="1100">
+                    <a:solidFill>
+                      <a:schemeClr val="tx1"/>
+                    </a:solidFill>
+                    <a:latin typeface="+mn-lt"/>
+                    <a:ea typeface="+mn-ea"/>
+                  </a:defRPr>
+                </a:pPr>
+                <a:endParaRPr lang="ja-JP"/>
+              </a:p>
+            </c:txPr>
+            <c:dLblPos val="ctr"/>
+            <c:showLegendKey val="0"/>
+            <c:showVal val="1"/>
+            <c:showCatName val="0"/>
+            <c:showSerName val="0"/>
+            <c:showPercent val="0"/>
+            <c:showBubbleSize val="0"/>
+          </c:dLbls>
           <c:cat>
             <c:strRef>
               <c:f>Sheet1!$A$2:$A$2</c:f>
@@ -2565,6 +2866,31 @@
               </c:strCache>
             </c:strRef>
           </c:tx>
+          <c:dLbls>
+            <c:txPr>
+              <a:bodyPr/>
+              <a:lstStyle/>
+              <a:p>
+                <a:pPr>
+                  <a:defRPr sz="1100">
+                    <a:solidFill>
+                      <a:schemeClr val="tx1"/>
+                    </a:solidFill>
+                    <a:latin typeface="+mn-lt"/>
+                    <a:ea typeface="+mn-ea"/>
+                  </a:defRPr>
+                </a:pPr>
+                <a:endParaRPr lang="ja-JP"/>
+              </a:p>
+            </c:txPr>
+            <c:dLblPos val="ctr"/>
+            <c:showLegendKey val="0"/>
+            <c:showVal val="1"/>
+            <c:showCatName val="0"/>
+            <c:showSerName val="0"/>
+            <c:showPercent val="0"/>
+            <c:showBubbleSize val="0"/>
+          </c:dLbls>
           <c:cat>
             <c:strRef>
               <c:f>Sheet1!$A$2:$A$2</c:f>
@@ -2603,6 +2929,31 @@
               </c:strCache>
             </c:strRef>
           </c:tx>
+          <c:dLbls>
+            <c:txPr>
+              <a:bodyPr/>
+              <a:lstStyle/>
+              <a:p>
+                <a:pPr>
+                  <a:defRPr sz="1100">
+                    <a:solidFill>
+                      <a:schemeClr val="tx1"/>
+                    </a:solidFill>
+                    <a:latin typeface="+mn-lt"/>
+                    <a:ea typeface="+mn-ea"/>
+                  </a:defRPr>
+                </a:pPr>
+                <a:endParaRPr lang="ja-JP"/>
+              </a:p>
+            </c:txPr>
+            <c:dLblPos val="ctr"/>
+            <c:showLegendKey val="0"/>
+            <c:showVal val="1"/>
+            <c:showCatName val="0"/>
+            <c:showSerName val="0"/>
+            <c:showPercent val="0"/>
+            <c:showBubbleSize val="0"/>
+          </c:dLbls>
           <c:cat>
             <c:strRef>
               <c:f>Sheet1!$A$2:$A$2</c:f>
@@ -2637,7 +2988,7 @@
         <c:scaling>
           <c:orientation val="minMax"/>
         </c:scaling>
-        <c:delete val="1"/>
+        <c:delete val="0"/>
         <c:axPos val="l"/>
         <c:numFmt formatCode="General" sourceLinked="1"/>
         <c:majorTickMark val="none"/>
@@ -2655,7 +3006,7 @@
           <a:lstStyle/>
           <a:p>
             <a:pPr>
-              <a:defRPr sz="1000">
+              <a:defRPr sz="1100">
                 <a:solidFill>
                   <a:schemeClr val="tx2"/>
                 </a:solidFill>
@@ -2677,15 +3028,13 @@
         <c:scaling>
           <c:orientation val="minMax"/>
         </c:scaling>
-        <c:delete val="0"/>
+        <c:delete val="1"/>
         <c:axPos val="b"/>
         <c:majorGridlines>
           <c:spPr>
             <a:ln w="6350">
               <a:solidFill>
-                <a:schemeClr val="bg2">
-                  <a:lumMod val="90000"/>
-                </a:schemeClr>
+                <a:schemeClr val="accent5"/>
               </a:solidFill>
             </a:ln>
           </c:spPr>
@@ -2704,7 +3053,7 @@
           <a:lstStyle/>
           <a:p>
             <a:pPr>
-              <a:defRPr sz="1000">
+              <a:defRPr sz="1100">
                 <a:solidFill>
                   <a:schemeClr val="tx2"/>
                 </a:solidFill>
@@ -2728,7 +3077,7 @@
         <a:lstStyle/>
         <a:p>
           <a:pPr>
-            <a:defRPr sz="1000">
+            <a:defRPr sz="1100">
               <a:solidFill>
                 <a:schemeClr val="tx1"/>
               </a:solidFill>
@@ -2754,7 +3103,420 @@
     <a:lstStyle/>
     <a:p>
       <a:pPr>
-        <a:defRPr sz="1000">
+        <a:defRPr sz="1100">
+          <a:solidFill>
+            <a:schemeClr val="tx1"/>
+          </a:solidFill>
+          <a:latin typeface="+mn-lt"/>
+          <a:ea typeface="+mn-ea"/>
+        </a:defRPr>
+      </a:pPr>
+      <a:endParaRPr lang="ja-JP"/>
+    </a:p>
+  </c:txPr>
+  <c:externalData r:id="rId1">
+    <c:autoUpdate val="0"/>
+  </c:externalData>
+</c:chartSpace>
+</file>
+
+<file path=word/charts/chart5.xml><?xml version="1.0" encoding="utf-8"?>
+<c:chartSpace xmlns:c="http://schemas.openxmlformats.org/drawingml/2006/chart" xmlns:a="http://schemas.openxmlformats.org/drawingml/2006/main" xmlns:r="http://schemas.openxmlformats.org/officeDocument/2006/relationships">
+  <c:date1904 val="0"/>
+  <c:lang val="ja-JP"/>
+  <c:roundedCorners val="0"/>
+  <c:chart>
+    <c:autoTitleDeleted val="1"/>
+    <c:plotArea>
+      <c:layout/>
+      <c:barChart>
+        <c:barDir val="col"/>
+        <c:grouping val="clustered"/>
+        <c:varyColors val="0"/>
+        <c:ser>
+          <c:idx val="0"/>
+          <c:order val="0"/>
+          <c:tx>
+            <c:strRef>
+              <c:f>Sheet1!$B$1</c:f>
+              <c:strCache>
+                <c:ptCount val="1"/>
+                <c:pt idx="0">
+                  <c:v>セッション（件）</c:v>
+                </c:pt>
+              </c:strCache>
+            </c:strRef>
+          </c:tx>
+          <c:spPr>
+            <a:solidFill>
+              <a:schemeClr val="accent4"/>
+            </a:solidFill>
+            <a:ln>
+              <a:noFill/>
+            </a:ln>
+          </c:spPr>
+          <c:invertIfNegative val="0"/>
+          <c:cat>
+            <c:strRef>
+              <c:f>Sheet1!$A$2:$A$5</c:f>
+              <c:strCache>
+                <c:ptCount val="4"/>
+                <c:pt idx="0">
+                  <c:v>W35</c:v>
+                </c:pt>
+                <c:pt idx="1">
+                  <c:v>W36</c:v>
+                </c:pt>
+                <c:pt idx="2">
+                  <c:v>W37</c:v>
+                </c:pt>
+                <c:pt idx="3">
+                  <c:v>W38</c:v>
+                </c:pt>
+              </c:strCache>
+            </c:strRef>
+          </c:cat>
+          <c:val>
+            <c:numRef>
+              <c:f>Sheet1!$B$2:$B$5</c:f>
+              <c:numCache>
+                <c:formatCode>#,##0</c:formatCode>
+                <c:ptCount val="4"/>
+                <c:pt idx="0">
+                  <c:v>12480</c:v>
+                </c:pt>
+                <c:pt idx="1">
+                  <c:v>13102</c:v>
+                </c:pt>
+                <c:pt idx="2">
+                  <c:v>12955</c:v>
+                </c:pt>
+                <c:pt idx="3">
+                  <c:v>14230</c:v>
+                </c:pt>
+              </c:numCache>
+            </c:numRef>
+          </c:val>
+        </c:ser>
+        <c:gapWidth val="80"/>
+        <c:axId val="1001"/>
+        <c:axId val="1002"/>
+      </c:barChart>
+      <c:lineChart>
+        <c:grouping val="standard"/>
+        <c:varyColors val="0"/>
+        <c:ser>
+          <c:idx val="1"/>
+          <c:order val="1"/>
+          <c:tx>
+            <c:strRef>
+              <c:f>Sheet1!$C$1</c:f>
+              <c:strCache>
+                <c:ptCount val="1"/>
+                <c:pt idx="0">
+                  <c:v>CVR（%）</c:v>
+                </c:pt>
+              </c:strCache>
+            </c:strRef>
+          </c:tx>
+          <c:spPr>
+            <a:ln w="34925" cap="rnd">
+              <a:solidFill>
+                <a:schemeClr val="accent6"/>
+              </a:solidFill>
+              <a:round/>
+            </a:ln>
+          </c:spPr>
+          <c:marker>
+            <c:symbol val="circle"/>
+            <c:size val="6"/>
+          </c:marker>
+          <c:dLbls>
+            <c:dLbl>
+              <c:idx val="0"/>
+              <c:txPr>
+                <a:bodyPr/>
+                <a:lstStyle/>
+                <a:p>
+                  <a:pPr>
+                    <a:defRPr sz="1100">
+                      <a:solidFill>
+                        <a:schemeClr val="tx1"/>
+                      </a:solidFill>
+                      <a:latin typeface="+mn-lt"/>
+                      <a:ea typeface="+mn-ea"/>
+                    </a:defRPr>
+                  </a:pPr>
+                  <a:endParaRPr lang="ja-JP"/>
+                </a:p>
+              </c:txPr>
+              <c:dLblPos val="r"/>
+              <c:showLegendKey val="0"/>
+              <c:showVal val="1"/>
+              <c:showCatName val="0"/>
+              <c:showSerName val="0"/>
+              <c:showPercent val="0"/>
+              <c:showBubbleSize val="0"/>
+            </c:dLbl>
+            <c:dLbl>
+              <c:idx val="3"/>
+              <c:txPr>
+                <a:bodyPr/>
+                <a:lstStyle/>
+                <a:p>
+                  <a:pPr>
+                    <a:defRPr sz="1100">
+                      <a:solidFill>
+                        <a:schemeClr val="tx1"/>
+                      </a:solidFill>
+                      <a:latin typeface="+mn-lt"/>
+                      <a:ea typeface="+mn-ea"/>
+                    </a:defRPr>
+                  </a:pPr>
+                  <a:endParaRPr lang="ja-JP"/>
+                </a:p>
+              </c:txPr>
+              <c:dLblPos val="r"/>
+              <c:showLegendKey val="0"/>
+              <c:showVal val="1"/>
+              <c:showCatName val="0"/>
+              <c:showSerName val="1"/>
+              <c:showPercent val="0"/>
+              <c:showBubbleSize val="0"/>
+            </c:dLbl>
+            <c:showLegendKey val="0"/>
+            <c:showVal val="0"/>
+            <c:showCatName val="0"/>
+            <c:showSerName val="0"/>
+            <c:showPercent val="0"/>
+            <c:showBubbleSize val="0"/>
+          </c:dLbls>
+          <c:cat>
+            <c:strRef>
+              <c:f>Sheet1!$A$2:$A$5</c:f>
+              <c:strCache>
+                <c:ptCount val="4"/>
+                <c:pt idx="0">
+                  <c:v>W35</c:v>
+                </c:pt>
+                <c:pt idx="1">
+                  <c:v>W36</c:v>
+                </c:pt>
+                <c:pt idx="2">
+                  <c:v>W37</c:v>
+                </c:pt>
+                <c:pt idx="3">
+                  <c:v>W38</c:v>
+                </c:pt>
+              </c:strCache>
+            </c:strRef>
+          </c:cat>
+          <c:val>
+            <c:numRef>
+              <c:f>Sheet1!$C$2:$C$5</c:f>
+              <c:numCache>
+                <c:formatCode>0.0%</c:formatCode>
+                <c:ptCount val="4"/>
+                <c:pt idx="0">
+                  <c:v>0.021</c:v>
+                </c:pt>
+                <c:pt idx="1">
+                  <c:v>0.023</c:v>
+                </c:pt>
+                <c:pt idx="2">
+                  <c:v>0.024</c:v>
+                </c:pt>
+                <c:pt idx="3">
+                  <c:v>0.022</c:v>
+                </c:pt>
+              </c:numCache>
+            </c:numRef>
+          </c:val>
+          <c:smooth val="0"/>
+        </c:ser>
+        <c:marker val="1"/>
+        <c:axId val="1003"/>
+        <c:axId val="1004"/>
+      </c:lineChart>
+      <c:catAx>
+        <c:axId val="1001"/>
+        <c:scaling>
+          <c:orientation val="minMax"/>
+        </c:scaling>
+        <c:delete val="0"/>
+        <c:axPos val="b"/>
+        <c:numFmt formatCode="General" sourceLinked="1"/>
+        <c:majorTickMark val="none"/>
+        <c:minorTickMark val="none"/>
+        <c:tickLblPos val="nextTo"/>
+        <c:spPr>
+          <a:ln w="9525">
+            <a:solidFill>
+              <a:schemeClr val="tx2"/>
+            </a:solidFill>
+          </a:ln>
+        </c:spPr>
+        <c:txPr>
+          <a:bodyPr/>
+          <a:lstStyle/>
+          <a:p>
+            <a:pPr>
+              <a:defRPr sz="1100">
+                <a:solidFill>
+                  <a:schemeClr val="tx2"/>
+                </a:solidFill>
+                <a:latin typeface="+mn-lt"/>
+                <a:ea typeface="+mn-ea"/>
+              </a:defRPr>
+            </a:pPr>
+            <a:endParaRPr lang="ja-JP"/>
+          </a:p>
+        </c:txPr>
+        <c:crossAx val="1002"/>
+        <c:crosses val="autoZero"/>
+        <c:auto val="1"/>
+        <c:lblAlgn val="ctr"/>
+        <c:lblOffset val="100"/>
+      </c:catAx>
+      <c:valAx>
+        <c:axId val="1002"/>
+        <c:scaling>
+          <c:orientation val="minMax"/>
+          <c:min val="0"/>
+        </c:scaling>
+        <c:delete val="0"/>
+        <c:axPos val="l"/>
+        <c:majorGridlines>
+          <c:spPr>
+            <a:ln w="6350">
+              <a:solidFill>
+                <a:schemeClr val="accent5"/>
+              </a:solidFill>
+            </a:ln>
+          </c:spPr>
+        </c:majorGridlines>
+        <c:numFmt formatCode="#,##0" sourceLinked="0"/>
+        <c:majorTickMark val="none"/>
+        <c:minorTickMark val="none"/>
+        <c:tickLblPos val="nextTo"/>
+        <c:spPr>
+          <a:ln>
+            <a:noFill/>
+          </a:ln>
+        </c:spPr>
+        <c:txPr>
+          <a:bodyPr/>
+          <a:lstStyle/>
+          <a:p>
+            <a:pPr>
+              <a:defRPr sz="1100">
+                <a:solidFill>
+                  <a:schemeClr val="tx2"/>
+                </a:solidFill>
+                <a:latin typeface="+mn-lt"/>
+                <a:ea typeface="+mn-ea"/>
+              </a:defRPr>
+            </a:pPr>
+            <a:endParaRPr lang="ja-JP"/>
+          </a:p>
+        </c:txPr>
+        <c:crossAx val="1001"/>
+        <c:crosses val="autoZero"/>
+        <c:crossBetween val="between"/>
+      </c:valAx>
+      <c:valAx>
+        <c:axId val="1004"/>
+        <c:scaling>
+          <c:orientation val="minMax"/>
+        </c:scaling>
+        <c:delete val="0"/>
+        <c:axPos val="l"/>
+        <c:numFmt formatCode="0.0%" sourceLinked="0"/>
+        <c:majorTickMark val="none"/>
+        <c:minorTickMark val="none"/>
+        <c:tickLblPos val="nextTo"/>
+        <c:spPr>
+          <a:ln>
+            <a:noFill/>
+          </a:ln>
+        </c:spPr>
+        <c:txPr>
+          <a:bodyPr/>
+          <a:lstStyle/>
+          <a:p>
+            <a:pPr>
+              <a:defRPr sz="1100">
+                <a:solidFill>
+                  <a:schemeClr val="tx2"/>
+                </a:solidFill>
+                <a:latin typeface="+mn-lt"/>
+                <a:ea typeface="+mn-ea"/>
+              </a:defRPr>
+            </a:pPr>
+            <a:endParaRPr lang="ja-JP"/>
+          </a:p>
+        </c:txPr>
+        <c:crossAx val="1003"/>
+        <c:crosses val="max"/>
+        <c:crossBetween val="between"/>
+        <c:majorUnit val="0.005"/>
+      </c:valAx>
+      <c:catAx>
+        <c:axId val="1003"/>
+        <c:scaling>
+          <c:orientation val="minMax"/>
+        </c:scaling>
+        <c:delete val="1"/>
+        <c:axPos val="b"/>
+        <c:numFmt formatCode="General" sourceLinked="1"/>
+        <c:majorTickMark val="none"/>
+        <c:minorTickMark val="none"/>
+        <c:tickLblPos val="nextTo"/>
+        <c:spPr>
+          <a:ln w="9525">
+            <a:solidFill>
+              <a:schemeClr val="tx2"/>
+            </a:solidFill>
+          </a:ln>
+        </c:spPr>
+        <c:txPr>
+          <a:bodyPr/>
+          <a:lstStyle/>
+          <a:p>
+            <a:pPr>
+              <a:defRPr sz="1100">
+                <a:solidFill>
+                  <a:schemeClr val="tx2"/>
+                </a:solidFill>
+                <a:latin typeface="+mn-lt"/>
+                <a:ea typeface="+mn-ea"/>
+              </a:defRPr>
+            </a:pPr>
+            <a:endParaRPr lang="ja-JP"/>
+          </a:p>
+        </c:txPr>
+        <c:crossAx val="1004"/>
+        <c:crosses val="autoZero"/>
+        <c:auto val="1"/>
+        <c:lblAlgn val="ctr"/>
+        <c:lblOffset val="100"/>
+      </c:catAx>
+    </c:plotArea>
+    <c:plotVisOnly val="1"/>
+    <c:dispBlanksAs val="gap"/>
+  </c:chart>
+  <c:spPr>
+    <a:noFill/>
+    <a:ln>
+      <a:noFill/>
+    </a:ln>
+  </c:spPr>
+  <c:txPr>
+    <a:bodyPr/>
+    <a:lstStyle/>
+    <a:p>
+      <a:pPr>
+        <a:defRPr sz="1100">
           <a:solidFill>
             <a:schemeClr val="tx1"/>
           </a:solidFill>

--- a/bigtree/samples/bigtree_lab_charts.docx
+++ b/bigtree/samples/bigtree_lab_charts.docx
@@ -6,7 +6,7 @@
       <w:sdtPr>
         <w:alias w:val="資料の区分"/>
         <w:tag w:val="classification"/>
-        <w:id w:val="4183856"/>
+        <w:id w:val="17373357"/>
         <w:text/>
       </w:sdtPr>
       <w:sdtContent>
@@ -24,7 +24,7 @@
       <w:sdtPr>
         <w:alias w:val="宛先"/>
         <w:tag w:val="recipient"/>
-        <w:id w:val="68778762"/>
+        <w:id w:val="54503836"/>
         <w:text/>
       </w:sdtPr>
       <w:sdtContent>
@@ -42,7 +42,7 @@
       <w:sdtPr>
         <w:alias w:val="タイトル"/>
         <w:tag w:val="title"/>
-        <w:id w:val="54503829"/>
+        <w:id w:val="42468076"/>
         <w:text/>
       </w:sdtPr>
       <w:sdtContent>
@@ -60,7 +60,7 @@
       <w:sdtPr>
         <w:alias w:val="サブタイトル"/>
         <w:tag w:val="subtitle"/>
-        <w:id w:val="60730378"/>
+        <w:id w:val="65945491"/>
         <w:text/>
       </w:sdtPr>
       <w:sdtContent>
@@ -78,7 +78,7 @@
       <w:sdtPr>
         <w:alias w:val="日付・作成者"/>
         <w:tag w:val="meta"/>
-        <w:id w:val="88850529"/>
+        <w:id w:val="6246982"/>
         <w:text/>
       </w:sdtPr>
       <w:sdtContent>
@@ -966,6 +966,138 @@
       </w:r>
       <w:r>
         <w:t xml:space="preserve">：セッションと CVR（graph5）</w:t>
+      </w:r>
+    </w:p>
+    <w:p>
+      <w:pPr>
+        <w:pStyle w:val="FigureBlock"/>
+      </w:pPr>
+      <w:r>
+        <w:drawing>
+          <wp:inline xmlns:wp="http://schemas.openxmlformats.org/drawingml/2006/wordprocessingDrawing" distT="0" distB="0" distL="0" distR="0">
+            <wp:extent cx="5508117" cy="3029464"/>
+            <wp:docPr id="106" name="graph7"/>
+            <a:graphic xmlns:a="http://schemas.openxmlformats.org/drawingml/2006/main">
+              <a:graphicData uri="http://schemas.openxmlformats.org/drawingml/2006/chart">
+                <c:chart xmlns:c="http://schemas.openxmlformats.org/drawingml/2006/chart" r:id="rIdChart6"/>
+              </a:graphicData>
+            </a:graphic>
+          </wp:inline>
+        </w:drawing>
+      </w:r>
+    </w:p>
+    <w:p>
+      <w:pPr>
+        <w:pStyle w:val="Caption"/>
+      </w:pPr>
+      <w:r>
+        <w:t xml:space="preserve">図 </w:t>
+      </w:r>
+      <w:r>
+        <w:fldChar w:fldCharType="begin"/>
+      </w:r>
+      <w:r>
+        <w:instrText xml:space="preserve"> SEQ 図 \* ARABIC </w:instrText>
+      </w:r>
+      <w:r>
+        <w:fldChar w:fldCharType="separate"/>
+      </w:r>
+      <w:r>
+        <w:t>7</w:t>
+      </w:r>
+      <w:r>
+        <w:fldChar w:fldCharType="end"/>
+      </w:r>
+      <w:r>
+        <w:t xml:space="preserve">：流入経路の前年との差（graph7）</w:t>
+      </w:r>
+    </w:p>
+    <w:p>
+      <w:pPr>
+        <w:pStyle w:val="FigureBlock"/>
+      </w:pPr>
+      <w:r>
+        <w:drawing>
+          <wp:inline xmlns:wp="http://schemas.openxmlformats.org/drawingml/2006/wordprocessingDrawing" distT="0" distB="0" distL="0" distR="0">
+            <wp:extent cx="5508117" cy="3029464"/>
+            <wp:docPr id="107" name="graph8"/>
+            <a:graphic xmlns:a="http://schemas.openxmlformats.org/drawingml/2006/main">
+              <a:graphicData uri="http://schemas.microsoft.com/office/drawing/2014/chartex">
+                <cx:chart xmlns:cx="http://schemas.microsoft.com/office/drawing/2014/chartex" xmlns:r="http://schemas.openxmlformats.org/officeDocument/2006/relationships" r:id="rIdChart7"/>
+              </a:graphicData>
+            </a:graphic>
+          </wp:inline>
+        </w:drawing>
+      </w:r>
+    </w:p>
+    <w:p>
+      <w:pPr>
+        <w:pStyle w:val="Caption"/>
+      </w:pPr>
+      <w:r>
+        <w:t xml:space="preserve">図 </w:t>
+      </w:r>
+      <w:r>
+        <w:fldChar w:fldCharType="begin"/>
+      </w:r>
+      <w:r>
+        <w:instrText xml:space="preserve"> SEQ 図 \* ARABIC </w:instrText>
+      </w:r>
+      <w:r>
+        <w:fldChar w:fldCharType="separate"/>
+      </w:r>
+      <w:r>
+        <w:t>8</w:t>
+      </w:r>
+      <w:r>
+        <w:fldChar w:fldCharType="end"/>
+      </w:r>
+      <w:r>
+        <w:t xml:space="preserve">：セッションの増減内訳（Excel 純正のウォーターフォール）（graph8）</w:t>
+      </w:r>
+    </w:p>
+    <w:p>
+      <w:pPr>
+        <w:pStyle w:val="FigureBlock"/>
+      </w:pPr>
+      <w:r>
+        <w:drawing>
+          <wp:inline xmlns:wp="http://schemas.openxmlformats.org/drawingml/2006/wordprocessingDrawing" distT="0" distB="0" distL="0" distR="0">
+            <wp:extent cx="5508117" cy="3029464"/>
+            <wp:docPr id="108" name="graph6"/>
+            <a:graphic xmlns:a="http://schemas.openxmlformats.org/drawingml/2006/main">
+              <a:graphicData uri="http://schemas.openxmlformats.org/drawingml/2006/chart">
+                <c:chart xmlns:c="http://schemas.openxmlformats.org/drawingml/2006/chart" r:id="rIdChart8"/>
+              </a:graphicData>
+            </a:graphic>
+          </wp:inline>
+        </w:drawing>
+      </w:r>
+    </w:p>
+    <w:p>
+      <w:pPr>
+        <w:pStyle w:val="Caption"/>
+      </w:pPr>
+      <w:r>
+        <w:t xml:space="preserve">図 </w:t>
+      </w:r>
+      <w:r>
+        <w:fldChar w:fldCharType="begin"/>
+      </w:r>
+      <w:r>
+        <w:instrText xml:space="preserve"> SEQ 図 \* ARABIC </w:instrText>
+      </w:r>
+      <w:r>
+        <w:fldChar w:fldCharType="separate"/>
+      </w:r>
+      <w:r>
+        <w:t>9</w:t>
+      </w:r>
+      <w:r>
+        <w:fldChar w:fldCharType="end"/>
+      </w:r>
+      <w:r>
+        <w:t xml:space="preserve">：セッションの増減内訳（8月→9月）（graph6）</w:t>
       </w:r>
     </w:p>
     <w:sectPr>
@@ -2748,7 +2880,7 @@
                 <a:pPr>
                   <a:defRPr sz="1100">
                     <a:solidFill>
-                      <a:schemeClr val="tx1"/>
+                      <a:schemeClr val="lt1"/>
                     </a:solidFill>
                     <a:latin typeface="+mn-lt"/>
                     <a:ea typeface="+mn-ea"/>
@@ -2874,7 +3006,7 @@
                 <a:pPr>
                   <a:defRPr sz="1100">
                     <a:solidFill>
-                      <a:schemeClr val="tx1"/>
+                      <a:schemeClr val="lt1"/>
                     </a:solidFill>
                     <a:latin typeface="+mn-lt"/>
                     <a:ea typeface="+mn-ea"/>
@@ -3027,18 +3159,11 @@
         <c:axId val="1002"/>
         <c:scaling>
           <c:orientation val="minMax"/>
+          <c:max val="1"/>
+          <c:min val="0"/>
         </c:scaling>
-        <c:delete val="1"/>
+        <c:delete val="0"/>
         <c:axPos val="b"/>
-        <c:majorGridlines>
-          <c:spPr>
-            <a:ln w="6350">
-              <a:solidFill>
-                <a:schemeClr val="accent5"/>
-              </a:solidFill>
-            </a:ln>
-          </c:spPr>
-        </c:majorGridlines>
         <c:numFmt formatCode="0%" sourceLinked="0"/>
         <c:majorTickMark val="none"/>
         <c:minorTickMark val="none"/>
@@ -3533,6 +3658,1214 @@
 </c:chartSpace>
 </file>
 
+<file path=word/charts/chart6.xml><?xml version="1.0" encoding="utf-8"?>
+<c:chartSpace xmlns:c="http://schemas.openxmlformats.org/drawingml/2006/chart" xmlns:a="http://schemas.openxmlformats.org/drawingml/2006/main" xmlns:r="http://schemas.openxmlformats.org/officeDocument/2006/relationships">
+  <c:date1904 val="0"/>
+  <c:lang val="ja-JP"/>
+  <c:roundedCorners val="0"/>
+  <c:chart>
+    <c:autoTitleDeleted val="1"/>
+    <c:plotArea>
+      <c:layout/>
+      <c:barChart>
+        <c:barDir val="bar"/>
+        <c:grouping val="clustered"/>
+        <c:varyColors val="0"/>
+        <c:ser>
+          <c:idx val="0"/>
+          <c:order val="0"/>
+          <c:tx>
+            <c:strRef>
+              <c:f>Sheet1!$B$1</c:f>
+              <c:strCache>
+                <c:ptCount val="1"/>
+                <c:pt idx="0">
+                  <c:v>前年</c:v>
+                </c:pt>
+              </c:strCache>
+            </c:strRef>
+          </c:tx>
+          <c:spPr>
+            <a:solidFill>
+              <a:schemeClr val="accent4"/>
+            </a:solidFill>
+            <a:ln>
+              <a:noFill/>
+            </a:ln>
+          </c:spPr>
+          <c:invertIfNegative val="0"/>
+          <c:dLbls>
+            <c:txPr>
+              <a:bodyPr/>
+              <a:lstStyle/>
+              <a:p>
+                <a:pPr>
+                  <a:defRPr sz="1100">
+                    <a:solidFill>
+                      <a:schemeClr val="tx1"/>
+                    </a:solidFill>
+                    <a:latin typeface="+mn-lt"/>
+                    <a:ea typeface="+mn-ea"/>
+                  </a:defRPr>
+                </a:pPr>
+                <a:endParaRPr lang="ja-JP"/>
+              </a:p>
+            </c:txPr>
+            <c:dLblPos val="outEnd"/>
+            <c:showLegendKey val="0"/>
+            <c:showVal val="1"/>
+            <c:showCatName val="0"/>
+            <c:showSerName val="0"/>
+            <c:showPercent val="0"/>
+            <c:showBubbleSize val="0"/>
+          </c:dLbls>
+          <c:cat>
+            <c:strRef>
+              <c:f>Sheet1!$A$2:$A$5</c:f>
+              <c:strCache>
+                <c:ptCount val="4"/>
+                <c:pt idx="0">
+                  <c:v>検索</c:v>
+                </c:pt>
+                <c:pt idx="1">
+                  <c:v>SNS</c:v>
+                </c:pt>
+                <c:pt idx="2">
+                  <c:v>内部リンク</c:v>
+                </c:pt>
+                <c:pt idx="3">
+                  <c:v>その他</c:v>
+                </c:pt>
+              </c:strCache>
+            </c:strRef>
+          </c:cat>
+          <c:val>
+            <c:numRef>
+              <c:f>Sheet1!$B$2:$B$5</c:f>
+              <c:numCache>
+                <c:formatCode>#,##0</c:formatCode>
+                <c:ptCount val="4"/>
+                <c:pt idx="0">
+                  <c:v>2140</c:v>
+                </c:pt>
+                <c:pt idx="1">
+                  <c:v>1280</c:v>
+                </c:pt>
+                <c:pt idx="2">
+                  <c:v>640</c:v>
+                </c:pt>
+                <c:pt idx="3">
+                  <c:v>320</c:v>
+                </c:pt>
+              </c:numCache>
+            </c:numRef>
+          </c:val>
+        </c:ser>
+        <c:ser>
+          <c:idx val="1"/>
+          <c:order val="1"/>
+          <c:tx>
+            <c:strRef>
+              <c:f>Sheet1!$C$1</c:f>
+              <c:strCache>
+                <c:ptCount val="1"/>
+                <c:pt idx="0">
+                  <c:v>今年</c:v>
+                </c:pt>
+              </c:strCache>
+            </c:strRef>
+          </c:tx>
+          <c:spPr>
+            <a:solidFill>
+              <a:schemeClr val="accent1"/>
+            </a:solidFill>
+            <a:ln>
+              <a:noFill/>
+            </a:ln>
+          </c:spPr>
+          <c:invertIfNegative val="0"/>
+          <c:dLbls>
+            <c:txPr>
+              <a:bodyPr/>
+              <a:lstStyle/>
+              <a:p>
+                <a:pPr>
+                  <a:defRPr sz="1100">
+                    <a:solidFill>
+                      <a:schemeClr val="tx1"/>
+                    </a:solidFill>
+                    <a:latin typeface="+mn-lt"/>
+                    <a:ea typeface="+mn-ea"/>
+                  </a:defRPr>
+                </a:pPr>
+                <a:endParaRPr lang="ja-JP"/>
+              </a:p>
+            </c:txPr>
+            <c:dLblPos val="outEnd"/>
+            <c:showLegendKey val="0"/>
+            <c:showVal val="1"/>
+            <c:showCatName val="0"/>
+            <c:showSerName val="0"/>
+            <c:showPercent val="0"/>
+            <c:showBubbleSize val="0"/>
+          </c:dLbls>
+          <c:cat>
+            <c:strRef>
+              <c:f>Sheet1!$A$2:$A$5</c:f>
+              <c:strCache>
+                <c:ptCount val="4"/>
+                <c:pt idx="0">
+                  <c:v>検索</c:v>
+                </c:pt>
+                <c:pt idx="1">
+                  <c:v>SNS</c:v>
+                </c:pt>
+                <c:pt idx="2">
+                  <c:v>内部リンク</c:v>
+                </c:pt>
+                <c:pt idx="3">
+                  <c:v>その他</c:v>
+                </c:pt>
+              </c:strCache>
+            </c:strRef>
+          </c:cat>
+          <c:val>
+            <c:numRef>
+              <c:f>Sheet1!$C$2:$C$5</c:f>
+              <c:numCache>
+                <c:formatCode>#,##0</c:formatCode>
+                <c:ptCount val="4"/>
+                <c:pt idx="0">
+                  <c:v>3480</c:v>
+                </c:pt>
+                <c:pt idx="1">
+                  <c:v>1020</c:v>
+                </c:pt>
+                <c:pt idx="2">
+                  <c:v>980</c:v>
+                </c:pt>
+                <c:pt idx="3">
+                  <c:v>410</c:v>
+                </c:pt>
+              </c:numCache>
+            </c:numRef>
+          </c:val>
+        </c:ser>
+        <c:gapWidth val="60"/>
+        <c:overlap val="-10"/>
+        <c:axId val="1001"/>
+        <c:axId val="1002"/>
+      </c:barChart>
+      <c:catAx>
+        <c:axId val="1001"/>
+        <c:scaling>
+          <c:orientation val="maxMin"/>
+        </c:scaling>
+        <c:delete val="0"/>
+        <c:axPos val="l"/>
+        <c:numFmt formatCode="General" sourceLinked="1"/>
+        <c:majorTickMark val="none"/>
+        <c:minorTickMark val="none"/>
+        <c:tickLblPos val="nextTo"/>
+        <c:spPr>
+          <a:ln w="9525">
+            <a:solidFill>
+              <a:schemeClr val="tx2"/>
+            </a:solidFill>
+          </a:ln>
+        </c:spPr>
+        <c:txPr>
+          <a:bodyPr/>
+          <a:lstStyle/>
+          <a:p>
+            <a:pPr>
+              <a:defRPr sz="1100">
+                <a:solidFill>
+                  <a:schemeClr val="tx2"/>
+                </a:solidFill>
+                <a:latin typeface="+mn-lt"/>
+                <a:ea typeface="+mn-ea"/>
+              </a:defRPr>
+            </a:pPr>
+            <a:endParaRPr lang="ja-JP"/>
+          </a:p>
+        </c:txPr>
+        <c:crossAx val="1002"/>
+        <c:crosses val="autoZero"/>
+        <c:auto val="1"/>
+        <c:lblAlgn val="ctr"/>
+        <c:lblOffset val="100"/>
+      </c:catAx>
+      <c:valAx>
+        <c:axId val="1002"/>
+        <c:scaling>
+          <c:orientation val="minMax"/>
+          <c:min val="0"/>
+        </c:scaling>
+        <c:delete val="1"/>
+        <c:axPos val="b"/>
+        <c:numFmt formatCode="#,##0" sourceLinked="0"/>
+        <c:majorTickMark val="none"/>
+        <c:minorTickMark val="none"/>
+        <c:tickLblPos val="nextTo"/>
+        <c:spPr>
+          <a:ln>
+            <a:noFill/>
+          </a:ln>
+        </c:spPr>
+        <c:txPr>
+          <a:bodyPr/>
+          <a:lstStyle/>
+          <a:p>
+            <a:pPr>
+              <a:defRPr sz="1100">
+                <a:solidFill>
+                  <a:schemeClr val="tx2"/>
+                </a:solidFill>
+                <a:latin typeface="+mn-lt"/>
+                <a:ea typeface="+mn-ea"/>
+              </a:defRPr>
+            </a:pPr>
+            <a:endParaRPr lang="ja-JP"/>
+          </a:p>
+        </c:txPr>
+        <c:crossAx val="1001"/>
+        <c:crosses val="max"/>
+        <c:crossBetween val="between"/>
+      </c:valAx>
+    </c:plotArea>
+    <c:legend>
+      <c:legendPos val="b"/>
+      <c:overlay val="0"/>
+      <c:txPr>
+        <a:bodyPr/>
+        <a:lstStyle/>
+        <a:p>
+          <a:pPr>
+            <a:defRPr sz="1100">
+              <a:solidFill>
+                <a:schemeClr val="tx1"/>
+              </a:solidFill>
+              <a:latin typeface="+mn-lt"/>
+              <a:ea typeface="+mn-ea"/>
+            </a:defRPr>
+          </a:pPr>
+          <a:endParaRPr lang="ja-JP"/>
+        </a:p>
+      </c:txPr>
+    </c:legend>
+    <c:plotVisOnly val="1"/>
+    <c:dispBlanksAs val="gap"/>
+  </c:chart>
+  <c:spPr>
+    <a:noFill/>
+    <a:ln>
+      <a:noFill/>
+    </a:ln>
+  </c:spPr>
+  <c:txPr>
+    <a:bodyPr/>
+    <a:lstStyle/>
+    <a:p>
+      <a:pPr>
+        <a:defRPr sz="1100">
+          <a:solidFill>
+            <a:schemeClr val="tx1"/>
+          </a:solidFill>
+          <a:latin typeface="+mn-lt"/>
+          <a:ea typeface="+mn-ea"/>
+        </a:defRPr>
+      </a:pPr>
+      <a:endParaRPr lang="ja-JP"/>
+    </a:p>
+  </c:txPr>
+  <c:externalData r:id="rId1">
+    <c:autoUpdate val="0"/>
+  </c:externalData>
+</c:chartSpace>
+</file>
+
+<file path=word/charts/chart7.xml><?xml version="1.0" encoding="utf-8"?>
+<cx:chartSpace xmlns:cx="http://schemas.microsoft.com/office/drawing/2014/chartex" xmlns:a="http://schemas.openxmlformats.org/drawingml/2006/main" xmlns:r="http://schemas.openxmlformats.org/officeDocument/2006/relationships">
+  <cx:chartData>
+    <cx:externalData r:id="rId1" cx:autoUpdate="0"/>
+    <cx:data id="0">
+      <cx:strDim type="cat">
+        <cx:f>Sheet1!$A$2:$A$7</cx:f>
+        <cx:lvl ptCount="6">
+          <cx:pt idx="0">8月</cx:pt>
+          <cx:pt idx="1">検索</cx:pt>
+          <cx:pt idx="2">その他</cx:pt>
+          <cx:pt idx="3">内部リンク</cx:pt>
+          <cx:pt idx="4">SNS</cx:pt>
+          <cx:pt idx="5">9月</cx:pt>
+        </cx:lvl>
+      </cx:strDim>
+      <cx:numDim type="val">
+        <cx:f>Sheet1!$B$2:$B$7</cx:f>
+        <cx:lvl ptCount="6" formatCode="#,##0">
+          <cx:pt idx="0">12480</cx:pt>
+          <cx:pt idx="1">1340</cx:pt>
+          <cx:pt idx="2">690</cx:pt>
+          <cx:pt idx="3">340</cx:pt>
+          <cx:pt idx="4">-620</cx:pt>
+          <cx:pt idx="5">14230</cx:pt>
+        </cx:lvl>
+      </cx:numDim>
+    </cx:data>
+  </cx:chartData>
+  <cx:chart>
+    <cx:plotArea>
+      <cx:plotAreaRegion>
+        <cx:series layoutId="waterfall" uniqueId="{00000000-1111-2222-3333-444444444444}">
+          <cx:tx>
+            <cx:txData>
+              <cx:f>Sheet1!$B$1</cx:f>
+              <cx:v>増減</cx:v>
+            </cx:txData>
+          </cx:tx>
+          <cx:dataLabels pos="outEnd">
+            <cx:txPr>
+              <a:bodyPr/>
+              <a:lstStyle/>
+              <a:p>
+                <a:pPr>
+                  <a:defRPr sz="1100">
+                    <a:solidFill>
+                      <a:schemeClr val="tx1"/>
+                    </a:solidFill>
+                    <a:latin typeface="+mn-lt"/>
+                    <a:ea typeface="+mn-ea"/>
+                  </a:defRPr>
+                </a:pPr>
+              </a:p>
+            </cx:txPr>
+            <cx:visibility seriesName="0" categoryName="0" value="1"/>
+          </cx:dataLabels>
+          <cx:dataId val="0"/>
+          <cx:layoutPr>
+            <cx:subtotals>
+              <cx:idx val="0"/>
+              <cx:idx val="5"/>
+            </cx:subtotals>
+          </cx:layoutPr>
+        </cx:series>
+      </cx:plotAreaRegion>
+      <cx:axis id="0">
+        <cx:catScaling gapWidth="0.5"/>
+        <cx:tickLabels/>
+        <cx:txPr>
+          <a:bodyPr/>
+          <a:lstStyle/>
+          <a:p>
+            <a:pPr>
+              <a:defRPr sz="1100">
+                <a:solidFill>
+                  <a:schemeClr val="tx1"/>
+                </a:solidFill>
+                <a:latin typeface="+mn-lt"/>
+                <a:ea typeface="+mn-ea"/>
+              </a:defRPr>
+            </a:pPr>
+          </a:p>
+        </cx:txPr>
+      </cx:axis>
+      <cx:axis id="1">
+        <cx:valScaling/>
+        <cx:majorGridlines/>
+        <cx:tickLabels/>
+        <cx:txPr>
+          <a:bodyPr/>
+          <a:lstStyle/>
+          <a:p>
+            <a:pPr>
+              <a:defRPr sz="1100">
+                <a:solidFill>
+                  <a:schemeClr val="tx1"/>
+                </a:solidFill>
+                <a:latin typeface="+mn-lt"/>
+                <a:ea typeface="+mn-ea"/>
+              </a:defRPr>
+            </a:pPr>
+          </a:p>
+        </cx:txPr>
+      </cx:axis>
+    </cx:plotArea>
+  </cx:chart>
+  <cx:spPr>
+    <a:noFill/>
+    <a:ln>
+      <a:noFill/>
+    </a:ln>
+  </cx:spPr>
+</cx:chartSpace>
+</file>
+
+<file path=word/charts/chart8.xml><?xml version="1.0" encoding="utf-8"?>
+<c:chartSpace xmlns:c="http://schemas.openxmlformats.org/drawingml/2006/chart" xmlns:a="http://schemas.openxmlformats.org/drawingml/2006/main" xmlns:r="http://schemas.openxmlformats.org/officeDocument/2006/relationships">
+  <c:date1904 val="0"/>
+  <c:lang val="ja-JP"/>
+  <c:roundedCorners val="0"/>
+  <c:chart>
+    <c:autoTitleDeleted val="1"/>
+    <c:plotArea>
+      <c:layout/>
+      <c:barChart>
+        <c:barDir val="col"/>
+        <c:grouping val="stacked"/>
+        <c:varyColors val="0"/>
+        <c:ser>
+          <c:idx val="0"/>
+          <c:order val="0"/>
+          <c:tx>
+            <c:strRef>
+              <c:f>Sheet1!$B$1</c:f>
+              <c:strCache>
+                <c:ptCount val="1"/>
+                <c:pt idx="0">
+                  <c:v>土台</c:v>
+                </c:pt>
+              </c:strCache>
+            </c:strRef>
+          </c:tx>
+          <c:spPr>
+            <a:noFill/>
+            <a:ln>
+              <a:noFill/>
+            </a:ln>
+          </c:spPr>
+          <c:invertIfNegative val="0"/>
+          <c:cat>
+            <c:strRef>
+              <c:f>Sheet1!$A$2:$A$7</c:f>
+              <c:strCache>
+                <c:ptCount val="6"/>
+                <c:pt idx="0">
+                  <c:v>8月</c:v>
+                </c:pt>
+                <c:pt idx="1">
+                  <c:v>検索</c:v>
+                </c:pt>
+                <c:pt idx="2">
+                  <c:v>その他</c:v>
+                </c:pt>
+                <c:pt idx="3">
+                  <c:v>内部リンク</c:v>
+                </c:pt>
+                <c:pt idx="4">
+                  <c:v>SNS</c:v>
+                </c:pt>
+                <c:pt idx="5">
+                  <c:v>9月</c:v>
+                </c:pt>
+              </c:strCache>
+            </c:strRef>
+          </c:cat>
+          <c:val>
+            <c:numRef>
+              <c:f>Sheet1!$B$2:$B$7</c:f>
+              <c:numCache>
+                <c:formatCode>#,##0</c:formatCode>
+                <c:ptCount val="6"/>
+                <c:pt idx="0">
+                  <c:v>0</c:v>
+                </c:pt>
+                <c:pt idx="1">
+                  <c:v>12480</c:v>
+                </c:pt>
+                <c:pt idx="2">
+                  <c:v>13820</c:v>
+                </c:pt>
+                <c:pt idx="3">
+                  <c:v>14510</c:v>
+                </c:pt>
+                <c:pt idx="4">
+                  <c:v>14230</c:v>
+                </c:pt>
+                <c:pt idx="5">
+                  <c:v>0</c:v>
+                </c:pt>
+              </c:numCache>
+            </c:numRef>
+          </c:val>
+        </c:ser>
+        <c:ser>
+          <c:idx val="1"/>
+          <c:order val="1"/>
+          <c:tx>
+            <c:strRef>
+              <c:f>Sheet1!$C$1</c:f>
+              <c:strCache>
+                <c:ptCount val="1"/>
+                <c:pt idx="0">
+                  <c:v>増加</c:v>
+                </c:pt>
+              </c:strCache>
+            </c:strRef>
+          </c:tx>
+          <c:spPr>
+            <a:solidFill>
+              <a:schemeClr val="accent1"/>
+            </a:solidFill>
+            <a:ln>
+              <a:noFill/>
+            </a:ln>
+          </c:spPr>
+          <c:invertIfNegative val="0"/>
+          <c:dLbls>
+            <c:txPr>
+              <a:bodyPr/>
+              <a:lstStyle/>
+              <a:p>
+                <a:pPr>
+                  <a:defRPr sz="1100">
+                    <a:solidFill>
+                      <a:schemeClr val="lt1"/>
+                    </a:solidFill>
+                    <a:latin typeface="+mn-lt"/>
+                    <a:ea typeface="+mn-ea"/>
+                  </a:defRPr>
+                </a:pPr>
+                <a:endParaRPr lang="ja-JP"/>
+              </a:p>
+            </c:txPr>
+            <c:dLblPos val="ctr"/>
+            <c:showLegendKey val="0"/>
+            <c:showVal val="1"/>
+            <c:showCatName val="0"/>
+            <c:showSerName val="0"/>
+            <c:showPercent val="0"/>
+            <c:showBubbleSize val="0"/>
+          </c:dLbls>
+          <c:cat>
+            <c:strRef>
+              <c:f>Sheet1!$A$2:$A$7</c:f>
+              <c:strCache>
+                <c:ptCount val="6"/>
+                <c:pt idx="0">
+                  <c:v>8月</c:v>
+                </c:pt>
+                <c:pt idx="1">
+                  <c:v>検索</c:v>
+                </c:pt>
+                <c:pt idx="2">
+                  <c:v>その他</c:v>
+                </c:pt>
+                <c:pt idx="3">
+                  <c:v>内部リンク</c:v>
+                </c:pt>
+                <c:pt idx="4">
+                  <c:v>SNS</c:v>
+                </c:pt>
+                <c:pt idx="5">
+                  <c:v>9月</c:v>
+                </c:pt>
+              </c:strCache>
+            </c:strRef>
+          </c:cat>
+          <c:val>
+            <c:numRef>
+              <c:f>Sheet1!$C$2:$C$7</c:f>
+              <c:numCache>
+                <c:formatCode>#,##0</c:formatCode>
+                <c:ptCount val="6"/>
+                <c:pt idx="1">
+                  <c:v>1340</c:v>
+                </c:pt>
+                <c:pt idx="2">
+                  <c:v>690</c:v>
+                </c:pt>
+                <c:pt idx="3">
+                  <c:v>340</c:v>
+                </c:pt>
+              </c:numCache>
+            </c:numRef>
+          </c:val>
+        </c:ser>
+        <c:ser>
+          <c:idx val="2"/>
+          <c:order val="2"/>
+          <c:tx>
+            <c:strRef>
+              <c:f>Sheet1!$D$1</c:f>
+              <c:strCache>
+                <c:ptCount val="1"/>
+                <c:pt idx="0">
+                  <c:v>減少</c:v>
+                </c:pt>
+              </c:strCache>
+            </c:strRef>
+          </c:tx>
+          <c:spPr>
+            <a:solidFill>
+              <a:schemeClr val="accent3"/>
+            </a:solidFill>
+            <a:ln>
+              <a:noFill/>
+            </a:ln>
+          </c:spPr>
+          <c:invertIfNegative val="0"/>
+          <c:dLbls>
+            <c:txPr>
+              <a:bodyPr/>
+              <a:lstStyle/>
+              <a:p>
+                <a:pPr>
+                  <a:defRPr sz="1100">
+                    <a:solidFill>
+                      <a:schemeClr val="lt1"/>
+                    </a:solidFill>
+                    <a:latin typeface="+mn-lt"/>
+                    <a:ea typeface="+mn-ea"/>
+                  </a:defRPr>
+                </a:pPr>
+                <a:endParaRPr lang="ja-JP"/>
+              </a:p>
+            </c:txPr>
+            <c:dLblPos val="ctr"/>
+            <c:showLegendKey val="0"/>
+            <c:showVal val="1"/>
+            <c:showCatName val="0"/>
+            <c:showSerName val="0"/>
+            <c:showPercent val="0"/>
+            <c:showBubbleSize val="0"/>
+          </c:dLbls>
+          <c:cat>
+            <c:strRef>
+              <c:f>Sheet1!$A$2:$A$7</c:f>
+              <c:strCache>
+                <c:ptCount val="6"/>
+                <c:pt idx="0">
+                  <c:v>8月</c:v>
+                </c:pt>
+                <c:pt idx="1">
+                  <c:v>検索</c:v>
+                </c:pt>
+                <c:pt idx="2">
+                  <c:v>その他</c:v>
+                </c:pt>
+                <c:pt idx="3">
+                  <c:v>内部リンク</c:v>
+                </c:pt>
+                <c:pt idx="4">
+                  <c:v>SNS</c:v>
+                </c:pt>
+                <c:pt idx="5">
+                  <c:v>9月</c:v>
+                </c:pt>
+              </c:strCache>
+            </c:strRef>
+          </c:cat>
+          <c:val>
+            <c:numRef>
+              <c:f>Sheet1!$D$2:$D$7</c:f>
+              <c:numCache>
+                <c:formatCode>#,##0</c:formatCode>
+                <c:ptCount val="6"/>
+                <c:pt idx="4">
+                  <c:v>620</c:v>
+                </c:pt>
+              </c:numCache>
+            </c:numRef>
+          </c:val>
+        </c:ser>
+        <c:ser>
+          <c:idx val="3"/>
+          <c:order val="3"/>
+          <c:tx>
+            <c:strRef>
+              <c:f>Sheet1!$E$1</c:f>
+              <c:strCache>
+                <c:ptCount val="1"/>
+                <c:pt idx="0">
+                  <c:v>合計</c:v>
+                </c:pt>
+              </c:strCache>
+            </c:strRef>
+          </c:tx>
+          <c:spPr>
+            <a:solidFill>
+              <a:schemeClr val="tx1"/>
+            </a:solidFill>
+            <a:ln>
+              <a:noFill/>
+            </a:ln>
+          </c:spPr>
+          <c:invertIfNegative val="0"/>
+          <c:dLbls>
+            <c:txPr>
+              <a:bodyPr/>
+              <a:lstStyle/>
+              <a:p>
+                <a:pPr>
+                  <a:defRPr sz="1100">
+                    <a:solidFill>
+                      <a:schemeClr val="lt1"/>
+                    </a:solidFill>
+                    <a:latin typeface="+mn-lt"/>
+                    <a:ea typeface="+mn-ea"/>
+                  </a:defRPr>
+                </a:pPr>
+                <a:endParaRPr lang="ja-JP"/>
+              </a:p>
+            </c:txPr>
+            <c:dLblPos val="ctr"/>
+            <c:showLegendKey val="0"/>
+            <c:showVal val="1"/>
+            <c:showCatName val="0"/>
+            <c:showSerName val="0"/>
+            <c:showPercent val="0"/>
+            <c:showBubbleSize val="0"/>
+          </c:dLbls>
+          <c:cat>
+            <c:strRef>
+              <c:f>Sheet1!$A$2:$A$7</c:f>
+              <c:strCache>
+                <c:ptCount val="6"/>
+                <c:pt idx="0">
+                  <c:v>8月</c:v>
+                </c:pt>
+                <c:pt idx="1">
+                  <c:v>検索</c:v>
+                </c:pt>
+                <c:pt idx="2">
+                  <c:v>その他</c:v>
+                </c:pt>
+                <c:pt idx="3">
+                  <c:v>内部リンク</c:v>
+                </c:pt>
+                <c:pt idx="4">
+                  <c:v>SNS</c:v>
+                </c:pt>
+                <c:pt idx="5">
+                  <c:v>9月</c:v>
+                </c:pt>
+              </c:strCache>
+            </c:strRef>
+          </c:cat>
+          <c:val>
+            <c:numRef>
+              <c:f>Sheet1!$E$2:$E$7</c:f>
+              <c:numCache>
+                <c:formatCode>#,##0</c:formatCode>
+                <c:ptCount val="6"/>
+                <c:pt idx="0">
+                  <c:v>12480</c:v>
+                </c:pt>
+                <c:pt idx="5">
+                  <c:v>14230</c:v>
+                </c:pt>
+              </c:numCache>
+            </c:numRef>
+          </c:val>
+        </c:ser>
+        <c:gapWidth val="60"/>
+        <c:overlap val="100"/>
+        <c:axId val="1001"/>
+        <c:axId val="1002"/>
+      </c:barChart>
+      <c:catAx>
+        <c:axId val="1001"/>
+        <c:scaling>
+          <c:orientation val="minMax"/>
+        </c:scaling>
+        <c:delete val="0"/>
+        <c:axPos val="b"/>
+        <c:numFmt formatCode="General" sourceLinked="1"/>
+        <c:majorTickMark val="none"/>
+        <c:minorTickMark val="none"/>
+        <c:tickLblPos val="nextTo"/>
+        <c:spPr>
+          <a:ln w="9525">
+            <a:solidFill>
+              <a:schemeClr val="tx2"/>
+            </a:solidFill>
+          </a:ln>
+        </c:spPr>
+        <c:txPr>
+          <a:bodyPr/>
+          <a:lstStyle/>
+          <a:p>
+            <a:pPr>
+              <a:defRPr sz="1100">
+                <a:solidFill>
+                  <a:schemeClr val="tx2"/>
+                </a:solidFill>
+                <a:latin typeface="+mn-lt"/>
+                <a:ea typeface="+mn-ea"/>
+              </a:defRPr>
+            </a:pPr>
+            <a:endParaRPr lang="ja-JP"/>
+          </a:p>
+        </c:txPr>
+        <c:crossAx val="1002"/>
+        <c:crosses val="autoZero"/>
+        <c:auto val="1"/>
+        <c:lblAlgn val="ctr"/>
+        <c:lblOffset val="100"/>
+      </c:catAx>
+      <c:valAx>
+        <c:axId val="1002"/>
+        <c:scaling>
+          <c:orientation val="minMax"/>
+          <c:min val="11000"/>
+        </c:scaling>
+        <c:delete val="1"/>
+        <c:axPos val="l"/>
+        <c:majorGridlines>
+          <c:spPr>
+            <a:ln w="6350">
+              <a:solidFill>
+                <a:schemeClr val="accent5"/>
+              </a:solidFill>
+            </a:ln>
+          </c:spPr>
+        </c:majorGridlines>
+        <c:numFmt formatCode="#,##0" sourceLinked="0"/>
+        <c:majorTickMark val="none"/>
+        <c:minorTickMark val="none"/>
+        <c:tickLblPos val="nextTo"/>
+        <c:spPr>
+          <a:ln>
+            <a:noFill/>
+          </a:ln>
+        </c:spPr>
+        <c:txPr>
+          <a:bodyPr/>
+          <a:lstStyle/>
+          <a:p>
+            <a:pPr>
+              <a:defRPr sz="1100">
+                <a:solidFill>
+                  <a:schemeClr val="tx2"/>
+                </a:solidFill>
+                <a:latin typeface="+mn-lt"/>
+                <a:ea typeface="+mn-ea"/>
+              </a:defRPr>
+            </a:pPr>
+            <a:endParaRPr lang="ja-JP"/>
+          </a:p>
+        </c:txPr>
+        <c:crossAx val="1001"/>
+        <c:crosses val="autoZero"/>
+        <c:crossBetween val="between"/>
+      </c:valAx>
+    </c:plotArea>
+    <c:plotVisOnly val="1"/>
+    <c:dispBlanksAs val="gap"/>
+  </c:chart>
+  <c:spPr>
+    <a:noFill/>
+    <a:ln>
+      <a:noFill/>
+    </a:ln>
+  </c:spPr>
+  <c:txPr>
+    <a:bodyPr/>
+    <a:lstStyle/>
+    <a:p>
+      <a:pPr>
+        <a:defRPr sz="1100">
+          <a:solidFill>
+            <a:schemeClr val="tx1"/>
+          </a:solidFill>
+          <a:latin typeface="+mn-lt"/>
+          <a:ea typeface="+mn-ea"/>
+        </a:defRPr>
+      </a:pPr>
+      <a:endParaRPr lang="ja-JP"/>
+    </a:p>
+  </c:txPr>
+  <c:externalData r:id="rId1">
+    <c:autoUpdate val="0"/>
+  </c:externalData>
+</c:chartSpace>
+</file>
+
+<file path=word/charts/colors7.xml><?xml version="1.0" encoding="utf-8"?>
+<cs:colorStyle xmlns:cs="http://schemas.microsoft.com/office/drawing/2012/chartStyle" xmlns:a="http://schemas.openxmlformats.org/drawingml/2006/main" meth="cycle" id="10">
+  <a:schemeClr val="accent1"/>
+  <a:schemeClr val="accent3"/>
+  <a:schemeClr val="tx1"/>
+  <a:schemeClr val="accent4"/>
+  <a:schemeClr val="accent5"/>
+  <a:schemeClr val="accent2"/>
+  <cs:variation/>
+  <cs:variation>
+    <a:lumMod val="60000"/>
+  </cs:variation>
+  <cs:variation>
+    <a:lumMod val="80000"/>
+    <a:lumOff val="20000"/>
+  </cs:variation>
+</cs:colorStyle>
+</file>
+
+<file path=word/charts/style7.xml><?xml version="1.0" encoding="utf-8"?>
+<cs:chartStyle xmlns:cs="http://schemas.microsoft.com/office/drawing/2012/chartStyle" xmlns:a="http://schemas.openxmlformats.org/drawingml/2006/main" id="201">
+  <cs:axisTitle>
+    <cs:lnRef idx="0"/>
+    <cs:fillRef idx="0"/>
+    <cs:effectRef idx="0"/>
+    <cs:fontRef idx="minor">
+      <a:schemeClr val="tx1"/>
+    </cs:fontRef>
+    <cs:defRPr/>
+  </cs:axisTitle>
+  <cs:categoryAxis>
+    <cs:lnRef idx="0"/>
+    <cs:fillRef idx="0"/>
+    <cs:effectRef idx="0"/>
+    <cs:fontRef idx="minor">
+      <a:schemeClr val="tx1"/>
+    </cs:fontRef>
+    <cs:defRPr/>
+  </cs:categoryAxis>
+  <cs:chartArea>
+    <cs:lnRef idx="0"/>
+    <cs:fillRef idx="0"/>
+    <cs:effectRef idx="0"/>
+    <cs:fontRef idx="minor">
+      <a:schemeClr val="tx1"/>
+    </cs:fontRef>
+  </cs:chartArea>
+  <cs:dataLabel>
+    <cs:lnRef idx="0"/>
+    <cs:fillRef idx="0"/>
+    <cs:effectRef idx="0"/>
+    <cs:fontRef idx="minor">
+      <a:schemeClr val="tx1"/>
+    </cs:fontRef>
+    <cs:defRPr/>
+  </cs:dataLabel>
+  <cs:dataLabelCallout>
+    <cs:lnRef idx="0"/>
+    <cs:fillRef idx="0"/>
+    <cs:effectRef idx="0"/>
+    <cs:fontRef idx="minor">
+      <a:schemeClr val="tx1"/>
+    </cs:fontRef>
+  </cs:dataLabelCallout>
+  <cs:dataPoint>
+    <cs:lnRef idx="0"/>
+    <cs:fillRef idx="1">
+      <cs:styleClr val="auto"/>
+    </cs:fillRef>
+    <cs:effectRef idx="0"/>
+    <cs:fontRef idx="minor">
+      <a:schemeClr val="tx1"/>
+    </cs:fontRef>
+  </cs:dataPoint>
+  <cs:dataPoint3D>
+    <cs:lnRef idx="0"/>
+    <cs:fillRef idx="1">
+      <cs:styleClr val="auto"/>
+    </cs:fillRef>
+    <cs:effectRef idx="0"/>
+    <cs:fontRef idx="minor">
+      <a:schemeClr val="tx1"/>
+    </cs:fontRef>
+  </cs:dataPoint3D>
+  <cs:dataPointLine>
+    <cs:lnRef idx="0"/>
+    <cs:fillRef idx="1">
+      <cs:styleClr val="auto"/>
+    </cs:fillRef>
+    <cs:effectRef idx="0"/>
+    <cs:fontRef idx="minor">
+      <a:schemeClr val="tx1"/>
+    </cs:fontRef>
+  </cs:dataPointLine>
+  <cs:dataPointMarker>
+    <cs:lnRef idx="0"/>
+    <cs:fillRef idx="1">
+      <cs:styleClr val="auto"/>
+    </cs:fillRef>
+    <cs:effectRef idx="0"/>
+    <cs:fontRef idx="minor">
+      <a:schemeClr val="tx1"/>
+    </cs:fontRef>
+  </cs:dataPointMarker>
+  <cs:dataPointWireframe>
+    <cs:lnRef idx="0"/>
+    <cs:fillRef idx="1">
+      <cs:styleClr val="auto"/>
+    </cs:fillRef>
+    <cs:effectRef idx="0"/>
+    <cs:fontRef idx="minor">
+      <a:schemeClr val="tx1"/>
+    </cs:fontRef>
+  </cs:dataPointWireframe>
+  <cs:dataTable>
+    <cs:lnRef idx="0"/>
+    <cs:fillRef idx="0"/>
+    <cs:effectRef idx="0"/>
+    <cs:fontRef idx="minor">
+      <a:schemeClr val="tx1"/>
+    </cs:fontRef>
+    <cs:defRPr/>
+  </cs:dataTable>
+  <cs:downBar>
+    <cs:lnRef idx="0"/>
+    <cs:fillRef idx="0"/>
+    <cs:effectRef idx="0"/>
+    <cs:fontRef idx="minor">
+      <a:schemeClr val="tx1"/>
+    </cs:fontRef>
+  </cs:downBar>
+  <cs:dropLine>
+    <cs:lnRef idx="0"/>
+    <cs:fillRef idx="0"/>
+    <cs:effectRef idx="0"/>
+    <cs:fontRef idx="minor">
+      <a:schemeClr val="tx1"/>
+    </cs:fontRef>
+  </cs:dropLine>
+  <cs:errorBar>
+    <cs:lnRef idx="0"/>
+    <cs:fillRef idx="0"/>
+    <cs:effectRef idx="0"/>
+    <cs:fontRef idx="minor">
+      <a:schemeClr val="tx1"/>
+    </cs:fontRef>
+  </cs:errorBar>
+  <cs:floor>
+    <cs:lnRef idx="0"/>
+    <cs:fillRef idx="0"/>
+    <cs:effectRef idx="0"/>
+    <cs:fontRef idx="minor">
+      <a:schemeClr val="tx1"/>
+    </cs:fontRef>
+  </cs:floor>
+  <cs:gridlineMajor>
+    <cs:lnRef idx="0"/>
+    <cs:fillRef idx="0"/>
+    <cs:effectRef idx="0"/>
+    <cs:fontRef idx="minor">
+      <a:schemeClr val="tx1"/>
+    </cs:fontRef>
+  </cs:gridlineMajor>
+  <cs:gridlineMinor>
+    <cs:lnRef idx="0"/>
+    <cs:fillRef idx="0"/>
+    <cs:effectRef idx="0"/>
+    <cs:fontRef idx="minor">
+      <a:schemeClr val="tx1"/>
+    </cs:fontRef>
+  </cs:gridlineMinor>
+  <cs:hiLoLine>
+    <cs:lnRef idx="0"/>
+    <cs:fillRef idx="0"/>
+    <cs:effectRef idx="0"/>
+    <cs:fontRef idx="minor">
+      <a:schemeClr val="tx1"/>
+    </cs:fontRef>
+  </cs:hiLoLine>
+  <cs:leaderLine>
+    <cs:lnRef idx="0"/>
+    <cs:fillRef idx="0"/>
+    <cs:effectRef idx="0"/>
+    <cs:fontRef idx="minor">
+      <a:schemeClr val="tx1"/>
+    </cs:fontRef>
+  </cs:leaderLine>
+  <cs:legend>
+    <cs:lnRef idx="0"/>
+    <cs:fillRef idx="0"/>
+    <cs:effectRef idx="0"/>
+    <cs:fontRef idx="minor">
+      <a:schemeClr val="tx1"/>
+    </cs:fontRef>
+    <cs:defRPr/>
+  </cs:legend>
+  <cs:plotArea>
+    <cs:lnRef idx="0"/>
+    <cs:fillRef idx="0"/>
+    <cs:effectRef idx="0"/>
+    <cs:fontRef idx="minor">
+      <a:schemeClr val="tx1"/>
+    </cs:fontRef>
+  </cs:plotArea>
+  <cs:plotArea3D>
+    <cs:lnRef idx="0"/>
+    <cs:fillRef idx="0"/>
+    <cs:effectRef idx="0"/>
+    <cs:fontRef idx="minor">
+      <a:schemeClr val="tx1"/>
+    </cs:fontRef>
+  </cs:plotArea3D>
+  <cs:seriesAxis>
+    <cs:lnRef idx="0"/>
+    <cs:fillRef idx="0"/>
+    <cs:effectRef idx="0"/>
+    <cs:fontRef idx="minor">
+      <a:schemeClr val="tx1"/>
+    </cs:fontRef>
+    <cs:defRPr/>
+  </cs:seriesAxis>
+  <cs:seriesLine>
+    <cs:lnRef idx="0"/>
+    <cs:fillRef idx="0"/>
+    <cs:effectRef idx="0"/>
+    <cs:fontRef idx="minor">
+      <a:schemeClr val="tx1"/>
+    </cs:fontRef>
+  </cs:seriesLine>
+  <cs:title>
+    <cs:lnRef idx="0"/>
+    <cs:fillRef idx="0"/>
+    <cs:effectRef idx="0"/>
+    <cs:fontRef idx="minor">
+      <a:schemeClr val="tx1"/>
+    </cs:fontRef>
+    <cs:defRPr/>
+  </cs:title>
+  <cs:trendline>
+    <cs:lnRef idx="0"/>
+    <cs:fillRef idx="0"/>
+    <cs:effectRef idx="0"/>
+    <cs:fontRef idx="minor">
+      <a:schemeClr val="tx1"/>
+    </cs:fontRef>
+  </cs:trendline>
+  <cs:trendlineLabel>
+    <cs:lnRef idx="0"/>
+    <cs:fillRef idx="0"/>
+    <cs:effectRef idx="0"/>
+    <cs:fontRef idx="minor">
+      <a:schemeClr val="tx1"/>
+    </cs:fontRef>
+    <cs:defRPr/>
+  </cs:trendlineLabel>
+  <cs:upBar>
+    <cs:lnRef idx="0"/>
+    <cs:fillRef idx="0"/>
+    <cs:effectRef idx="0"/>
+    <cs:fontRef idx="minor">
+      <a:schemeClr val="tx1"/>
+    </cs:fontRef>
+  </cs:upBar>
+  <cs:valueAxis>
+    <cs:lnRef idx="0"/>
+    <cs:fillRef idx="0"/>
+    <cs:effectRef idx="0"/>
+    <cs:fontRef idx="minor">
+      <a:schemeClr val="tx1"/>
+    </cs:fontRef>
+    <cs:defRPr/>
+  </cs:valueAxis>
+  <cs:wall>
+    <cs:lnRef idx="0"/>
+    <cs:fillRef idx="0"/>
+    <cs:effectRef idx="0"/>
+    <cs:fontRef idx="minor">
+      <a:schemeClr val="tx1"/>
+    </cs:fontRef>
+  </cs:wall>
+  <cs:dataPointMarkerLayout symbol="circle" size="5"/>
+</cs:chartStyle>
+</file>
+
 <file path=word/theme/theme1.xml><?xml version="1.0" encoding="utf-8"?>
 <a:theme xmlns:a="http://schemas.openxmlformats.org/drawingml/2006/main" name="Bigtree Lab">
   <a:themeElements>

--- a/bigtree/samples/bigtree_lab_charts.docx
+++ b/bigtree/samples/bigtree_lab_charts.docx
@@ -6,7 +6,7 @@
       <w:sdtPr>
         <w:alias w:val="資料の区分"/>
         <w:tag w:val="classification"/>
-        <w:id w:val="17373357"/>
+        <w:id w:val="68034531"/>
         <w:text/>
       </w:sdtPr>
       <w:sdtContent>
@@ -24,7 +24,7 @@
       <w:sdtPr>
         <w:alias w:val="宛先"/>
         <w:tag w:val="recipient"/>
-        <w:id w:val="54503836"/>
+        <w:id w:val="56355983"/>
         <w:text/>
       </w:sdtPr>
       <w:sdtContent>
@@ -42,7 +42,7 @@
       <w:sdtPr>
         <w:alias w:val="タイトル"/>
         <w:tag w:val="title"/>
-        <w:id w:val="42468076"/>
+        <w:id w:val="24769561"/>
         <w:text/>
       </w:sdtPr>
       <w:sdtContent>
@@ -60,7 +60,7 @@
       <w:sdtPr>
         <w:alias w:val="サブタイトル"/>
         <w:tag w:val="subtitle"/>
-        <w:id w:val="65945491"/>
+        <w:id w:val="5621191"/>
         <w:text/>
       </w:sdtPr>
       <w:sdtContent>
@@ -78,7 +78,7 @@
       <w:sdtPr>
         <w:alias w:val="日付・作成者"/>
         <w:tag w:val="meta"/>
-        <w:id w:val="6246982"/>
+        <w:id w:val="48752302"/>
         <w:text/>
       </w:sdtPr>
       <w:sdtContent>

--- a/bigtree/samples/bigtree_lab_charts.docx
+++ b/bigtree/samples/bigtree_lab_charts.docx
@@ -6,7 +6,7 @@
       <w:sdtPr>
         <w:alias w:val="資料の区分"/>
         <w:tag w:val="classification"/>
-        <w:id w:val="68034531"/>
+        <w:id w:val="89498960"/>
         <w:text/>
       </w:sdtPr>
       <w:sdtContent>
@@ -24,7 +24,7 @@
       <w:sdtPr>
         <w:alias w:val="宛先"/>
         <w:tag w:val="recipient"/>
-        <w:id w:val="56355983"/>
+        <w:id w:val="70308139"/>
         <w:text/>
       </w:sdtPr>
       <w:sdtContent>
@@ -42,7 +42,7 @@
       <w:sdtPr>
         <w:alias w:val="タイトル"/>
         <w:tag w:val="title"/>
-        <w:id w:val="24769561"/>
+        <w:id w:val="11108038"/>
         <w:text/>
       </w:sdtPr>
       <w:sdtContent>
@@ -60,7 +60,7 @@
       <w:sdtPr>
         <w:alias w:val="サブタイトル"/>
         <w:tag w:val="subtitle"/>
-        <w:id w:val="5621191"/>
+        <w:id w:val="73992024"/>
         <w:text/>
       </w:sdtPr>
       <w:sdtContent>
@@ -78,7 +78,7 @@
       <w:sdtPr>
         <w:alias w:val="日付・作成者"/>
         <w:tag w:val="meta"/>
-        <w:id w:val="48752302"/>
+        <w:id w:val="39754378"/>
         <w:text/>
       </w:sdtPr>
       <w:sdtContent>

--- a/bigtree/samples/bigtree_lab_charts.docx
+++ b/bigtree/samples/bigtree_lab_charts.docx
@@ -6,7 +6,7 @@
       <w:sdtPr>
         <w:alias w:val="資料の区分"/>
         <w:tag w:val="classification"/>
-        <w:id w:val="89498960"/>
+        <w:id w:val="29664799"/>
         <w:text/>
       </w:sdtPr>
       <w:sdtContent>
@@ -24,7 +24,7 @@
       <w:sdtPr>
         <w:alias w:val="宛先"/>
         <w:tag w:val="recipient"/>
-        <w:id w:val="70308139"/>
+        <w:id w:val="79858744"/>
         <w:text/>
       </w:sdtPr>
       <w:sdtContent>
@@ -33,7 +33,7 @@
             <w:pStyle w:val="Normal"/>
           </w:pPr>
           <w:r>
-            <w:t xml:space="preserve">だいきの試作室　読者のみなさまへ</w:t>
+            <w:t xml:space="preserve">サンプル宛先　テンプレート確認用</w:t>
           </w:r>
         </w:p>
       </w:sdtContent>
@@ -42,7 +42,7 @@
       <w:sdtPr>
         <w:alias w:val="タイトル"/>
         <w:tag w:val="title"/>
-        <w:id w:val="11108038"/>
+        <w:id w:val="16415914"/>
         <w:text/>
       </w:sdtPr>
       <w:sdtContent>
@@ -51,7 +51,7 @@
             <w:pStyle w:val="Title"/>
           </w:pPr>
           <w:r>
-            <w:t xml:space="preserve">note トラフィックレポート</w:t>
+            <w:t xml:space="preserve">サンプル文書（表示確認用）</w:t>
           </w:r>
         </w:p>
       </w:sdtContent>
@@ -60,7 +60,7 @@
       <w:sdtPr>
         <w:alias w:val="サブタイトル"/>
         <w:tag w:val="subtitle"/>
-        <w:id w:val="73992024"/>
+        <w:id w:val="10820207"/>
         <w:text/>
       </w:sdtPr>
       <w:sdtContent>
@@ -69,7 +69,7 @@
             <w:pStyle w:val="Subtitle"/>
           </w:pPr>
           <w:r>
-            <w:t xml:space="preserve">2026年9月の読まれ方と次の一手</w:t>
+            <w:t xml:space="preserve">ダミーテキストのみ・実データではない</w:t>
           </w:r>
         </w:p>
       </w:sdtContent>
@@ -78,7 +78,7 @@
       <w:sdtPr>
         <w:alias w:val="日付・作成者"/>
         <w:tag w:val="meta"/>
-        <w:id w:val="39754378"/>
+        <w:id w:val="73969185"/>
         <w:text/>
       </w:sdtPr>
       <w:sdtContent>
@@ -87,7 +87,7 @@
             <w:pStyle w:val="Caption"/>
           </w:pPr>
           <w:r>
-            <w:t xml:space="preserve">2026-09-20 ｜ Bigtree Lab ｜ だいき君</w:t>
+            <w:t xml:space="preserve">0000-00-00 ｜ サンプル ｜ 作成者名</w:t>
           </w:r>
         </w:p>
       </w:sdtContent>
@@ -125,12 +125,12 @@
         <w:pStyle w:val="Heading1"/>
       </w:pPr>
       <w:r>
-        <w:t xml:space="preserve">背景</w:t>
+        <w:t xml:space="preserve">この文書について</w:t>
       </w:r>
     </w:p>
     <w:p>
       <w:r>
-        <w:t xml:space="preserve">Web 解析と EC の運用データは、BigQuery から毎週自動で取得している。本レポートでは、直近 4 週間のセッション数・CVR・広告費用対効果（ROAS）の推移をまとめ、次の打ち手を提案する。数値はすべて税抜・速報値である。</w:t>
+        <w:t xml:space="preserve">これはテンプレートの表示を確かめるためのダミー文書である。項目名も数値もすべて架空のもので、実在のデータを示すものではない。本文の行間、見出しの間隔、表や挿絵の流れ方、段落の続き方を確かめるために、同じ長さの段落を繰り返し置いている。</w:t>
       </w:r>
     </w:p>
     <w:p>
@@ -153,23 +153,23 @@
         <w:t xml:space="preserve">注意喚起</w:t>
       </w:r>
       <w:r>
-        <w:t xml:space="preserve">、そして KPI の </w:t>
+        <w:t xml:space="preserve">、そして数値の </w:t>
       </w:r>
       <w:r>
         <w:rPr>
           <w:rStyle w:val="Figure"/>
         </w:rPr>
-        <w:t xml:space="preserve">ROAS 412%</w:t>
-      </w:r>
-      <w:r>
-        <w:t xml:space="preserve"> のような数値。リンクは </w:t>
+        <w:t xml:space="preserve">サンプル指標 12.3%</w:t>
+      </w:r>
+      <w:r>
+        <w:t xml:space="preserve"> のような例。リンクは </w:t>
       </w:r>
       <w:hyperlink r:id="rIdLink" w:history="1">
         <w:r>
           <w:rPr>
             <w:rStyle w:val="Hyperlink"/>
           </w:rPr>
-          <w:t xml:space="preserve">note「だいきの試作室」</w:t>
+          <w:t xml:space="preserve">サンプルのリンク先</w:t>
         </w:r>
       </w:hyperlink>
       <w:r>
@@ -259,7 +259,7 @@
         <w:pStyle w:val="Heading1"/>
       </w:pPr>
       <w:r>
-        <w:t xml:space="preserve">検証結果</w:t>
+        <w:t xml:space="preserve">表と挿絵</w:t>
       </w:r>
     </w:p>
     <w:p>
@@ -267,7 +267,7 @@
         <w:pStyle w:val="Heading2"/>
       </w:pPr>
       <w:r>
-        <w:t xml:space="preserve">週次の主要指標</w:t>
+        <w:t xml:space="preserve">サンプルの表</w:t>
       </w:r>
     </w:p>
     <w:p>
@@ -301,7 +301,7 @@
               <w:jc w:val="left"/>
             </w:pPr>
             <w:r>
-              <w:t xml:space="preserve">週</w:t>
+              <w:t xml:space="preserve">項目</w:t>
             </w:r>
           </w:p>
         </w:tc>
@@ -315,7 +315,7 @@
               <w:jc w:val="left"/>
             </w:pPr>
             <w:r>
-              <w:t xml:space="preserve">セッション</w:t>
+              <w:t xml:space="preserve">サンプル指標A</w:t>
             </w:r>
           </w:p>
         </w:tc>
@@ -329,7 +329,7 @@
               <w:jc w:val="left"/>
             </w:pPr>
             <w:r>
-              <w:t xml:space="preserve">CVR</w:t>
+              <w:t xml:space="preserve">サンプル指標B</w:t>
             </w:r>
           </w:p>
         </w:tc>
@@ -343,7 +343,7 @@
               <w:jc w:val="left"/>
             </w:pPr>
             <w:r>
-              <w:t xml:space="preserve">ROAS</w:t>
+              <w:t xml:space="preserve">サンプル指標C</w:t>
             </w:r>
           </w:p>
         </w:tc>
@@ -359,7 +359,7 @@
               <w:jc w:val="left"/>
             </w:pPr>
             <w:r>
-              <w:t xml:space="preserve">W35</w:t>
+              <w:t xml:space="preserve">行1</w:t>
             </w:r>
           </w:p>
         </w:tc>
@@ -373,7 +373,7 @@
               <w:jc w:val="right"/>
             </w:pPr>
             <w:r>
-              <w:t xml:space="preserve">12,480</w:t>
+              <w:t xml:space="preserve">1,234</w:t>
             </w:r>
           </w:p>
         </w:tc>
@@ -387,7 +387,7 @@
               <w:jc w:val="right"/>
             </w:pPr>
             <w:r>
-              <w:t xml:space="preserve">2.1%</w:t>
+              <w:t xml:space="preserve">12.3%</w:t>
             </w:r>
           </w:p>
         </w:tc>
@@ -401,7 +401,7 @@
               <w:jc w:val="right"/>
             </w:pPr>
             <w:r>
-              <w:t xml:space="preserve">388%</w:t>
+              <w:t xml:space="preserve">123%</w:t>
             </w:r>
           </w:p>
         </w:tc>
@@ -417,7 +417,7 @@
               <w:jc w:val="left"/>
             </w:pPr>
             <w:r>
-              <w:t xml:space="preserve">W36</w:t>
+              <w:t xml:space="preserve">行2</w:t>
             </w:r>
           </w:p>
         </w:tc>
@@ -431,7 +431,7 @@
               <w:jc w:val="right"/>
             </w:pPr>
             <w:r>
-              <w:t xml:space="preserve">13,102</w:t>
+              <w:t xml:space="preserve">2,345</w:t>
             </w:r>
           </w:p>
         </w:tc>
@@ -445,7 +445,7 @@
               <w:jc w:val="right"/>
             </w:pPr>
             <w:r>
-              <w:t xml:space="preserve">2.3%</w:t>
+              <w:t xml:space="preserve">23.4%</w:t>
             </w:r>
           </w:p>
         </w:tc>
@@ -459,7 +459,7 @@
               <w:jc w:val="right"/>
             </w:pPr>
             <w:r>
-              <w:t xml:space="preserve">401%</w:t>
+              <w:t xml:space="preserve">234%</w:t>
             </w:r>
           </w:p>
         </w:tc>
@@ -475,7 +475,7 @@
               <w:jc w:val="left"/>
             </w:pPr>
             <w:r>
-              <w:t xml:space="preserve">W37</w:t>
+              <w:t xml:space="preserve">行3</w:t>
             </w:r>
           </w:p>
         </w:tc>
@@ -489,7 +489,7 @@
               <w:jc w:val="right"/>
             </w:pPr>
             <w:r>
-              <w:t xml:space="preserve">12,955</w:t>
+              <w:t xml:space="preserve">3,456</w:t>
             </w:r>
           </w:p>
         </w:tc>
@@ -503,7 +503,7 @@
               <w:jc w:val="right"/>
             </w:pPr>
             <w:r>
-              <w:t xml:space="preserve">2.4%</w:t>
+              <w:t xml:space="preserve">34.5%</w:t>
             </w:r>
           </w:p>
         </w:tc>
@@ -517,7 +517,7 @@
               <w:jc w:val="right"/>
             </w:pPr>
             <w:r>
-              <w:t xml:space="preserve">412%</w:t>
+              <w:t xml:space="preserve">345%</w:t>
             </w:r>
           </w:p>
         </w:tc>
@@ -533,7 +533,7 @@
               <w:jc w:val="left"/>
             </w:pPr>
             <w:r>
-              <w:t xml:space="preserve">W38</w:t>
+              <w:t xml:space="preserve">行4</w:t>
             </w:r>
           </w:p>
         </w:tc>
@@ -547,7 +547,7 @@
               <w:jc w:val="right"/>
             </w:pPr>
             <w:r>
-              <w:t xml:space="preserve">14,230</w:t>
+              <w:t xml:space="preserve">4,567</w:t>
             </w:r>
           </w:p>
         </w:tc>
@@ -561,7 +561,7 @@
               <w:jc w:val="right"/>
             </w:pPr>
             <w:r>
-              <w:t xml:space="preserve">2.2%</w:t>
+              <w:t xml:space="preserve">45.6%</w:t>
             </w:r>
           </w:p>
         </w:tc>
@@ -575,7 +575,7 @@
               <w:jc w:val="right"/>
             </w:pPr>
             <w:r>
-              <w:t xml:space="preserve">395%</w:t>
+              <w:t xml:space="preserve">456%</w:t>
             </w:r>
           </w:p>
         </w:tc>
@@ -604,7 +604,7 @@
         <w:fldChar w:fldCharType="end"/>
       </w:r>
       <w:r>
-        <w:t xml:space="preserve">：週次の主要指標（ダミー）</w:t>
+        <w:t xml:space="preserve">：サンプルの表（ダミー）</w:t>
       </w:r>
     </w:p>
     <w:p>
@@ -681,7 +681,7 @@
         <w:fldChar w:fldCharType="end"/>
       </w:r>
       <w:r>
-        <w:t xml:space="preserve">：note 用に作った挿絵を Word に流用</w:t>
+        <w:t xml:space="preserve">：サンプルの挿絵（ダミー）</w:t>
       </w:r>
     </w:p>
     <w:p>
@@ -694,32 +694,32 @@
     </w:p>
     <w:p>
       <w:r>
-        <w:t xml:space="preserve">Web 解析と EC の運用データは、BigQuery から毎週自動で取得している。本レポートでは、直近 4 週間のセッション数・CVR・広告費用対効果（ROAS）の推移をまとめ、次の打ち手を提案する。数値はすべて税抜・速報値である。</w:t>
+        <w:t xml:space="preserve">これはテンプレートの表示を確かめるためのダミー文書である。項目名も数値もすべて架空のもので、実在のデータを示すものではない。本文の行間、見出しの間隔、表や挿絵の流れ方、段落の続き方を確かめるために、同じ長さの段落を繰り返し置いている。</w:t>
       </w:r>
     </w:p>
     <w:p>
       <w:r>
-        <w:t xml:space="preserve">Web 解析と EC の運用データは、BigQuery から毎週自動で取得している。本レポートでは、直近 4 週間のセッション数・CVR・広告費用対効果（ROAS）の推移をまとめ、次の打ち手を提案する。数値はすべて税抜・速報値である。</w:t>
+        <w:t xml:space="preserve">これはテンプレートの表示を確かめるためのダミー文書である。項目名も数値もすべて架空のもので、実在のデータを示すものではない。本文の行間、見出しの間隔、表や挿絵の流れ方、段落の続き方を確かめるために、同じ長さの段落を繰り返し置いている。</w:t>
       </w:r>
     </w:p>
     <w:p>
       <w:r>
-        <w:t xml:space="preserve">Web 解析と EC の運用データは、BigQuery から毎週自動で取得している。本レポートでは、直近 4 週間のセッション数・CVR・広告費用対効果（ROAS）の推移をまとめ、次の打ち手を提案する。数値はすべて税抜・速報値である。</w:t>
+        <w:t xml:space="preserve">これはテンプレートの表示を確かめるためのダミー文書である。項目名も数値もすべて架空のもので、実在のデータを示すものではない。本文の行間、見出しの間隔、表や挿絵の流れ方、段落の続き方を確かめるために、同じ長さの段落を繰り返し置いている。</w:t>
       </w:r>
     </w:p>
     <w:p>
       <w:r>
-        <w:t xml:space="preserve">Web 解析と EC の運用データは、BigQuery から毎週自動で取得している。本レポートでは、直近 4 週間のセッション数・CVR・広告費用対効果（ROAS）の推移をまとめ、次の打ち手を提案する。数値はすべて税抜・速報値である。</w:t>
+        <w:t xml:space="preserve">これはテンプレートの表示を確かめるためのダミー文書である。項目名も数値もすべて架空のもので、実在のデータを示すものではない。本文の行間、見出しの間隔、表や挿絵の流れ方、段落の続き方を確かめるために、同じ長さの段落を繰り返し置いている。</w:t>
       </w:r>
     </w:p>
     <w:p>
       <w:r>
-        <w:t xml:space="preserve">Web 解析と EC の運用データは、BigQuery から毎週自動で取得している。本レポートでは、直近 4 週間のセッション数・CVR・広告費用対効果（ROAS）の推移をまとめ、次の打ち手を提案する。数値はすべて税抜・速報値である。</w:t>
+        <w:t xml:space="preserve">これはテンプレートの表示を確かめるためのダミー文書である。項目名も数値もすべて架空のもので、実在のデータを示すものではない。本文の行間、見出しの間隔、表や挿絵の流れ方、段落の続き方を確かめるために、同じ長さの段落を繰り返し置いている。</w:t>
       </w:r>
     </w:p>
     <w:p>
       <w:r>
-        <w:t xml:space="preserve">Web 解析と EC の運用データは、BigQuery から毎週自動で取得している。本レポートでは、直近 4 週間のセッション数・CVR・広告費用対効果（ROAS）の推移をまとめ、次の打ち手を提案する。数値はすべて税抜・速報値である。</w:t>
+        <w:t xml:space="preserve">これはテンプレートの表示を確かめるためのダミー文書である。項目名も数値もすべて架空のもので、実在のデータを示すものではない。本文の行間、見出しの間隔、表や挿絵の流れ方、段落の続き方を確かめるために、同じ長さの段落を繰り返し置いている。</w:t>
       </w:r>
     </w:p>
     <w:p>

--- a/bigtree/samples/bigtree_lab_charts.docx
+++ b/bigtree/samples/bigtree_lab_charts.docx
@@ -6,7 +6,7 @@
       <w:sdtPr>
         <w:alias w:val="資料の区分"/>
         <w:tag w:val="classification"/>
-        <w:id w:val="29664799"/>
+        <w:id w:val="50467964"/>
         <w:text/>
       </w:sdtPr>
       <w:sdtContent>
@@ -24,7 +24,7 @@
       <w:sdtPr>
         <w:alias w:val="宛先"/>
         <w:tag w:val="recipient"/>
-        <w:id w:val="79858744"/>
+        <w:id w:val="70305781"/>
         <w:text/>
       </w:sdtPr>
       <w:sdtContent>
@@ -42,7 +42,7 @@
       <w:sdtPr>
         <w:alias w:val="タイトル"/>
         <w:tag w:val="title"/>
-        <w:id w:val="16415914"/>
+        <w:id w:val="75846772"/>
         <w:text/>
       </w:sdtPr>
       <w:sdtContent>
@@ -60,7 +60,7 @@
       <w:sdtPr>
         <w:alias w:val="サブタイトル"/>
         <w:tag w:val="subtitle"/>
-        <w:id w:val="10820207"/>
+        <w:id w:val="82489528"/>
         <w:text/>
       </w:sdtPr>
       <w:sdtContent>
@@ -78,7 +78,7 @@
       <w:sdtPr>
         <w:alias w:val="日付・作成者"/>
         <w:tag w:val="meta"/>
-        <w:id w:val="73969185"/>
+        <w:id w:val="58872556"/>
         <w:text/>
       </w:sdtPr>
       <w:sdtContent>
@@ -627,7 +627,7 @@
       <w:r>
         <w:drawing>
           <wp:inline distT="0" distB="0" distL="0" distR="0">
-            <wp:extent cx="4896104" cy="3723408"/>
+            <wp:extent cx="4896104" cy="2121645"/>
             <wp:docPr id="1" name="Figure 1"/>
             <a:graphic>
               <a:graphicData uri="http://schemas.openxmlformats.org/drawingml/2006/picture">
@@ -645,7 +645,7 @@
                   <pic:spPr>
                     <a:xfrm>
                       <a:off x="0" y="0"/>
-                      <a:ext cx="4896104" cy="3723408"/>
+                      <a:ext cx="4896104" cy="2121645"/>
                     </a:xfrm>
                     <a:prstGeom prst="rect">
                       <a:avLst/>

--- a/bigtree/samples/bigtree_lab_charts.docx
+++ b/bigtree/samples/bigtree_lab_charts.docx
@@ -6,7 +6,7 @@
       <w:sdtPr>
         <w:alias w:val="資料の区分"/>
         <w:tag w:val="classification"/>
-        <w:id w:val="50467964"/>
+        <w:id w:val="34661146"/>
         <w:text/>
       </w:sdtPr>
       <w:sdtContent>
@@ -24,7 +24,7 @@
       <w:sdtPr>
         <w:alias w:val="宛先"/>
         <w:tag w:val="recipient"/>
-        <w:id w:val="70305781"/>
+        <w:id w:val="7998212"/>
         <w:text/>
       </w:sdtPr>
       <w:sdtContent>
@@ -42,7 +42,7 @@
       <w:sdtPr>
         <w:alias w:val="タイトル"/>
         <w:tag w:val="title"/>
-        <w:id w:val="75846772"/>
+        <w:id w:val="60938463"/>
         <w:text/>
       </w:sdtPr>
       <w:sdtContent>
@@ -60,7 +60,7 @@
       <w:sdtPr>
         <w:alias w:val="サブタイトル"/>
         <w:tag w:val="subtitle"/>
-        <w:id w:val="82489528"/>
+        <w:id w:val="7450211"/>
         <w:text/>
       </w:sdtPr>
       <w:sdtContent>
@@ -78,7 +78,7 @@
       <w:sdtPr>
         <w:alias w:val="日付・作成者"/>
         <w:tag w:val="meta"/>
-        <w:id w:val="58872556"/>
+        <w:id w:val="82595394"/>
         <w:text/>
       </w:sdtPr>
       <w:sdtContent>

--- a/bigtree/samples/bigtree_lab_charts.docx
+++ b/bigtree/samples/bigtree_lab_charts.docx
@@ -6,7 +6,7 @@
       <w:sdtPr>
         <w:alias w:val="資料の区分"/>
         <w:tag w:val="classification"/>
-        <w:id w:val="34661146"/>
+        <w:id w:val="72551211"/>
         <w:text/>
       </w:sdtPr>
       <w:sdtContent>
@@ -24,7 +24,7 @@
       <w:sdtPr>
         <w:alias w:val="宛先"/>
         <w:tag w:val="recipient"/>
-        <w:id w:val="7998212"/>
+        <w:id w:val="61077483"/>
         <w:text/>
       </w:sdtPr>
       <w:sdtContent>
@@ -42,7 +42,7 @@
       <w:sdtPr>
         <w:alias w:val="タイトル"/>
         <w:tag w:val="title"/>
-        <w:id w:val="60938463"/>
+        <w:id w:val="73249314"/>
         <w:text/>
       </w:sdtPr>
       <w:sdtContent>
@@ -60,7 +60,7 @@
       <w:sdtPr>
         <w:alias w:val="サブタイトル"/>
         <w:tag w:val="subtitle"/>
-        <w:id w:val="7450211"/>
+        <w:id w:val="39999236"/>
         <w:text/>
       </w:sdtPr>
       <w:sdtContent>
@@ -78,7 +78,7 @@
       <w:sdtPr>
         <w:alias w:val="日付・作成者"/>
         <w:tag w:val="meta"/>
-        <w:id w:val="82595394"/>
+        <w:id w:val="62236598"/>
         <w:text/>
       </w:sdtPr>
       <w:sdtContent>

--- a/bigtree/samples/bigtree_lab_charts.docx
+++ b/bigtree/samples/bigtree_lab_charts.docx
@@ -6,7 +6,7 @@
       <w:sdtPr>
         <w:alias w:val="資料の区分"/>
         <w:tag w:val="classification"/>
-        <w:id w:val="72551211"/>
+        <w:id w:val="50601141"/>
         <w:text/>
       </w:sdtPr>
       <w:sdtContent>
@@ -24,7 +24,7 @@
       <w:sdtPr>
         <w:alias w:val="宛先"/>
         <w:tag w:val="recipient"/>
-        <w:id w:val="61077483"/>
+        <w:id w:val="82335802"/>
         <w:text/>
       </w:sdtPr>
       <w:sdtContent>
@@ -42,7 +42,7 @@
       <w:sdtPr>
         <w:alias w:val="タイトル"/>
         <w:tag w:val="title"/>
-        <w:id w:val="73249314"/>
+        <w:id w:val="86824700"/>
         <w:text/>
       </w:sdtPr>
       <w:sdtContent>
@@ -60,7 +60,7 @@
       <w:sdtPr>
         <w:alias w:val="サブタイトル"/>
         <w:tag w:val="subtitle"/>
-        <w:id w:val="39999236"/>
+        <w:id w:val="3445116"/>
         <w:text/>
       </w:sdtPr>
       <w:sdtContent>
@@ -78,7 +78,7 @@
       <w:sdtPr>
         <w:alias w:val="日付・作成者"/>
         <w:tag w:val="meta"/>
-        <w:id w:val="62236598"/>
+        <w:id w:val="28568018"/>
         <w:text/>
       </w:sdtPr>
       <w:sdtContent>

--- a/bigtree/samples/bigtree_lab_charts.docx
+++ b/bigtree/samples/bigtree_lab_charts.docx
@@ -6,7 +6,7 @@
       <w:sdtPr>
         <w:alias w:val="資料の区分"/>
         <w:tag w:val="classification"/>
-        <w:id w:val="50601141"/>
+        <w:id w:val="51295829"/>
         <w:text/>
       </w:sdtPr>
       <w:sdtContent>
@@ -24,7 +24,7 @@
       <w:sdtPr>
         <w:alias w:val="宛先"/>
         <w:tag w:val="recipient"/>
-        <w:id w:val="82335802"/>
+        <w:id w:val="68811996"/>
         <w:text/>
       </w:sdtPr>
       <w:sdtContent>
@@ -42,7 +42,7 @@
       <w:sdtPr>
         <w:alias w:val="タイトル"/>
         <w:tag w:val="title"/>
-        <w:id w:val="86824700"/>
+        <w:id w:val="7396459"/>
         <w:text/>
       </w:sdtPr>
       <w:sdtContent>
@@ -60,7 +60,7 @@
       <w:sdtPr>
         <w:alias w:val="サブタイトル"/>
         <w:tag w:val="subtitle"/>
-        <w:id w:val="3445116"/>
+        <w:id w:val="60261974"/>
         <w:text/>
       </w:sdtPr>
       <w:sdtContent>
@@ -78,7 +78,7 @@
       <w:sdtPr>
         <w:alias w:val="日付・作成者"/>
         <w:tag w:val="meta"/>
-        <w:id w:val="28568018"/>
+        <w:id w:val="62490310"/>
         <w:text/>
       </w:sdtPr>
       <w:sdtContent>

--- a/bigtree/samples/bigtree_lab_charts.docx
+++ b/bigtree/samples/bigtree_lab_charts.docx
@@ -6,7 +6,7 @@
       <w:sdtPr>
         <w:alias w:val="資料の区分"/>
         <w:tag w:val="classification"/>
-        <w:id w:val="51295829"/>
+        <w:id w:val="42140608"/>
         <w:text/>
       </w:sdtPr>
       <w:sdtContent>
@@ -24,7 +24,7 @@
       <w:sdtPr>
         <w:alias w:val="宛先"/>
         <w:tag w:val="recipient"/>
-        <w:id w:val="68811996"/>
+        <w:id w:val="58091779"/>
         <w:text/>
       </w:sdtPr>
       <w:sdtContent>
@@ -42,7 +42,7 @@
       <w:sdtPr>
         <w:alias w:val="タイトル"/>
         <w:tag w:val="title"/>
-        <w:id w:val="7396459"/>
+        <w:id w:val="46429987"/>
         <w:text/>
       </w:sdtPr>
       <w:sdtContent>
@@ -60,7 +60,7 @@
       <w:sdtPr>
         <w:alias w:val="サブタイトル"/>
         <w:tag w:val="subtitle"/>
-        <w:id w:val="60261974"/>
+        <w:id w:val="60534299"/>
         <w:text/>
       </w:sdtPr>
       <w:sdtContent>
@@ -78,7 +78,7 @@
       <w:sdtPr>
         <w:alias w:val="日付・作成者"/>
         <w:tag w:val="meta"/>
-        <w:id w:val="62490310"/>
+        <w:id w:val="52151313"/>
         <w:text/>
       </w:sdtPr>
       <w:sdtContent>

--- a/bigtree/samples/bigtree_lab_charts.docx
+++ b/bigtree/samples/bigtree_lab_charts.docx
@@ -6,7 +6,7 @@
       <w:sdtPr>
         <w:alias w:val="資料の区分"/>
         <w:tag w:val="classification"/>
-        <w:id w:val="42140608"/>
+        <w:id w:val="56476339"/>
         <w:text/>
       </w:sdtPr>
       <w:sdtContent>
@@ -24,7 +24,7 @@
       <w:sdtPr>
         <w:alias w:val="宛先"/>
         <w:tag w:val="recipient"/>
-        <w:id w:val="58091779"/>
+        <w:id w:val="9427912"/>
         <w:text/>
       </w:sdtPr>
       <w:sdtContent>
@@ -42,7 +42,7 @@
       <w:sdtPr>
         <w:alias w:val="タイトル"/>
         <w:tag w:val="title"/>
-        <w:id w:val="46429987"/>
+        <w:id w:val="30291141"/>
         <w:text/>
       </w:sdtPr>
       <w:sdtContent>
@@ -60,7 +60,7 @@
       <w:sdtPr>
         <w:alias w:val="サブタイトル"/>
         <w:tag w:val="subtitle"/>
-        <w:id w:val="60534299"/>
+        <w:id w:val="15585864"/>
         <w:text/>
       </w:sdtPr>
       <w:sdtContent>
@@ -78,7 +78,7 @@
       <w:sdtPr>
         <w:alias w:val="日付・作成者"/>
         <w:tag w:val="meta"/>
-        <w:id w:val="52151313"/>
+        <w:id w:val="12399985"/>
         <w:text/>
       </w:sdtPr>
       <w:sdtContent>

--- a/bigtree/samples/bigtree_lab_charts.docx
+++ b/bigtree/samples/bigtree_lab_charts.docx
@@ -2,11 +2,49 @@
 <file path=word/document.xml><?xml version="1.0" encoding="utf-8"?>
 <w:document xmlns:w="http://schemas.openxmlformats.org/wordprocessingml/2006/main" xmlns:r="http://schemas.openxmlformats.org/officeDocument/2006/relationships" xmlns:wp="http://schemas.openxmlformats.org/drawingml/2006/wordprocessingDrawing" xmlns:a="http://schemas.openxmlformats.org/drawingml/2006/main" xmlns:pic="http://schemas.openxmlformats.org/drawingml/2006/picture">
   <w:body>
+    <w:p>
+      <w:pPr>
+        <w:pStyle w:val="FigureBlock"/>
+      </w:pPr>
+      <w:r>
+        <w:drawing>
+          <wp:inline distT="0" distB="0" distL="0" distR="0">
+            <wp:extent cx="734415" cy="968459"/>
+            <wp:docPr id="1" name="Logo"/>
+            <a:graphic>
+              <a:graphicData uri="http://schemas.openxmlformats.org/drawingml/2006/picture">
+                <pic:pic>
+                  <pic:nvPicPr>
+                    <pic:cNvPr id="1" name="Logo"/>
+                    <pic:cNvPicPr/>
+                  </pic:nvPicPr>
+                  <pic:blipFill>
+                    <a:blip r:embed="rIdLogo"/>
+                    <a:stretch>
+                      <a:fillRect/>
+                    </a:stretch>
+                  </pic:blipFill>
+                  <pic:spPr>
+                    <a:xfrm>
+                      <a:off x="0" y="0"/>
+                      <a:ext cx="734415" cy="968459"/>
+                    </a:xfrm>
+                    <a:prstGeom prst="rect">
+                      <a:avLst/>
+                    </a:prstGeom>
+                  </pic:spPr>
+                </pic:pic>
+              </a:graphicData>
+            </a:graphic>
+          </wp:inline>
+        </w:drawing>
+      </w:r>
+    </w:p>
     <w:sdt>
       <w:sdtPr>
         <w:alias w:val="資料の区分"/>
         <w:tag w:val="classification"/>
-        <w:id w:val="56476339"/>
+        <w:id w:val="32743441"/>
         <w:text/>
       </w:sdtPr>
       <w:sdtContent>
@@ -24,7 +62,7 @@
       <w:sdtPr>
         <w:alias w:val="宛先"/>
         <w:tag w:val="recipient"/>
-        <w:id w:val="9427912"/>
+        <w:id w:val="16205458"/>
         <w:text/>
       </w:sdtPr>
       <w:sdtContent>
@@ -42,7 +80,7 @@
       <w:sdtPr>
         <w:alias w:val="タイトル"/>
         <w:tag w:val="title"/>
-        <w:id w:val="30291141"/>
+        <w:id w:val="64916377"/>
         <w:text/>
       </w:sdtPr>
       <w:sdtContent>
@@ -60,7 +98,7 @@
       <w:sdtPr>
         <w:alias w:val="サブタイトル"/>
         <w:tag w:val="subtitle"/>
-        <w:id w:val="15585864"/>
+        <w:id w:val="88182597"/>
         <w:text/>
       </w:sdtPr>
       <w:sdtContent>
@@ -78,7 +116,7 @@
       <w:sdtPr>
         <w:alias w:val="日付・作成者"/>
         <w:tag w:val="meta"/>
-        <w:id w:val="12399985"/>
+        <w:id w:val="79244138"/>
         <w:text/>
       </w:sdtPr>
       <w:sdtContent>
@@ -87,7 +125,7 @@
             <w:pStyle w:val="Caption"/>
           </w:pPr>
           <w:r>
-            <w:t xml:space="preserve">0000-00-00 ｜ サンプル ｜ 作成者名</w:t>
+            <w:t xml:space="preserve">2026-09-18 ｜ Bigtree Lab ｜ だいき君</w:t>
           </w:r>
         </w:p>
       </w:sdtContent>

--- a/bigtree/samples/bigtree_lab_charts.docx
+++ b/bigtree/samples/bigtree_lab_charts.docx
@@ -44,7 +44,7 @@
       <w:sdtPr>
         <w:alias w:val="資料の区分"/>
         <w:tag w:val="classification"/>
-        <w:id w:val="32743441"/>
+        <w:id w:val="84168365"/>
         <w:text/>
       </w:sdtPr>
       <w:sdtContent>
@@ -62,7 +62,7 @@
       <w:sdtPr>
         <w:alias w:val="宛先"/>
         <w:tag w:val="recipient"/>
-        <w:id w:val="16205458"/>
+        <w:id w:val="65372307"/>
         <w:text/>
       </w:sdtPr>
       <w:sdtContent>
@@ -80,7 +80,7 @@
       <w:sdtPr>
         <w:alias w:val="タイトル"/>
         <w:tag w:val="title"/>
-        <w:id w:val="64916377"/>
+        <w:id w:val="6740815"/>
         <w:text/>
       </w:sdtPr>
       <w:sdtContent>
@@ -98,7 +98,7 @@
       <w:sdtPr>
         <w:alias w:val="サブタイトル"/>
         <w:tag w:val="subtitle"/>
-        <w:id w:val="88182597"/>
+        <w:id w:val="81004151"/>
         <w:text/>
       </w:sdtPr>
       <w:sdtContent>
@@ -116,7 +116,7 @@
       <w:sdtPr>
         <w:alias w:val="日付・作成者"/>
         <w:tag w:val="meta"/>
-        <w:id w:val="79244138"/>
+        <w:id w:val="77790819"/>
         <w:text/>
       </w:sdtPr>
       <w:sdtContent>

--- a/bigtree/samples/bigtree_lab_charts.docx
+++ b/bigtree/samples/bigtree_lab_charts.docx
@@ -44,7 +44,7 @@
       <w:sdtPr>
         <w:alias w:val="資料の区分"/>
         <w:tag w:val="classification"/>
-        <w:id w:val="84168365"/>
+        <w:id w:val="20897236"/>
         <w:text/>
       </w:sdtPr>
       <w:sdtContent>
@@ -62,7 +62,7 @@
       <w:sdtPr>
         <w:alias w:val="宛先"/>
         <w:tag w:val="recipient"/>
-        <w:id w:val="65372307"/>
+        <w:id w:val="18186030"/>
         <w:text/>
       </w:sdtPr>
       <w:sdtContent>
@@ -80,7 +80,7 @@
       <w:sdtPr>
         <w:alias w:val="タイトル"/>
         <w:tag w:val="title"/>
-        <w:id w:val="6740815"/>
+        <w:id w:val="1907402"/>
         <w:text/>
       </w:sdtPr>
       <w:sdtContent>
@@ -98,7 +98,7 @@
       <w:sdtPr>
         <w:alias w:val="サブタイトル"/>
         <w:tag w:val="subtitle"/>
-        <w:id w:val="81004151"/>
+        <w:id w:val="49094091"/>
         <w:text/>
       </w:sdtPr>
       <w:sdtContent>
@@ -116,7 +116,7 @@
       <w:sdtPr>
         <w:alias w:val="日付・作成者"/>
         <w:tag w:val="meta"/>
-        <w:id w:val="77790819"/>
+        <w:id w:val="31423170"/>
         <w:text/>
       </w:sdtPr>
       <w:sdtContent>

--- a/bigtree/samples/bigtree_lab_charts.docx
+++ b/bigtree/samples/bigtree_lab_charts.docx
@@ -44,7 +44,7 @@
       <w:sdtPr>
         <w:alias w:val="資料の区分"/>
         <w:tag w:val="classification"/>
-        <w:id w:val="20897236"/>
+        <w:id w:val="30535224"/>
         <w:text/>
       </w:sdtPr>
       <w:sdtContent>
@@ -62,7 +62,7 @@
       <w:sdtPr>
         <w:alias w:val="宛先"/>
         <w:tag w:val="recipient"/>
-        <w:id w:val="18186030"/>
+        <w:id w:val="87671764"/>
         <w:text/>
       </w:sdtPr>
       <w:sdtContent>
@@ -80,7 +80,7 @@
       <w:sdtPr>
         <w:alias w:val="タイトル"/>
         <w:tag w:val="title"/>
-        <w:id w:val="1907402"/>
+        <w:id w:val="32955062"/>
         <w:text/>
       </w:sdtPr>
       <w:sdtContent>
@@ -98,7 +98,7 @@
       <w:sdtPr>
         <w:alias w:val="サブタイトル"/>
         <w:tag w:val="subtitle"/>
-        <w:id w:val="49094091"/>
+        <w:id w:val="49460518"/>
         <w:text/>
       </w:sdtPr>
       <w:sdtContent>
@@ -116,7 +116,7 @@
       <w:sdtPr>
         <w:alias w:val="日付・作成者"/>
         <w:tag w:val="meta"/>
-        <w:id w:val="31423170"/>
+        <w:id w:val="34167802"/>
         <w:text/>
       </w:sdtPr>
       <w:sdtContent>

--- a/bigtree/samples/bigtree_lab_charts.docx
+++ b/bigtree/samples/bigtree_lab_charts.docx
@@ -44,7 +44,7 @@
       <w:sdtPr>
         <w:alias w:val="資料の区分"/>
         <w:tag w:val="classification"/>
-        <w:id w:val="30535224"/>
+        <w:id w:val="24932406"/>
         <w:text/>
       </w:sdtPr>
       <w:sdtContent>
@@ -62,7 +62,7 @@
       <w:sdtPr>
         <w:alias w:val="宛先"/>
         <w:tag w:val="recipient"/>
-        <w:id w:val="87671764"/>
+        <w:id w:val="71724839"/>
         <w:text/>
       </w:sdtPr>
       <w:sdtContent>
@@ -80,7 +80,7 @@
       <w:sdtPr>
         <w:alias w:val="タイトル"/>
         <w:tag w:val="title"/>
-        <w:id w:val="32955062"/>
+        <w:id w:val="21274955"/>
         <w:text/>
       </w:sdtPr>
       <w:sdtContent>
@@ -98,7 +98,7 @@
       <w:sdtPr>
         <w:alias w:val="サブタイトル"/>
         <w:tag w:val="subtitle"/>
-        <w:id w:val="49460518"/>
+        <w:id w:val="2870895"/>
         <w:text/>
       </w:sdtPr>
       <w:sdtContent>
@@ -116,7 +116,7 @@
       <w:sdtPr>
         <w:alias w:val="日付・作成者"/>
         <w:tag w:val="meta"/>
-        <w:id w:val="34167802"/>
+        <w:id w:val="87162440"/>
         <w:text/>
       </w:sdtPr>
       <w:sdtContent>

--- a/bigtree/samples/bigtree_lab_charts.docx
+++ b/bigtree/samples/bigtree_lab_charts.docx
@@ -44,7 +44,7 @@
       <w:sdtPr>
         <w:alias w:val="資料の区分"/>
         <w:tag w:val="classification"/>
-        <w:id w:val="24932406"/>
+        <w:id w:val="63286834"/>
         <w:text/>
       </w:sdtPr>
       <w:sdtContent>
@@ -62,7 +62,7 @@
       <w:sdtPr>
         <w:alias w:val="宛先"/>
         <w:tag w:val="recipient"/>
-        <w:id w:val="71724839"/>
+        <w:id w:val="48622877"/>
         <w:text/>
       </w:sdtPr>
       <w:sdtContent>
@@ -80,7 +80,7 @@
       <w:sdtPr>
         <w:alias w:val="タイトル"/>
         <w:tag w:val="title"/>
-        <w:id w:val="21274955"/>
+        <w:id w:val="65661765"/>
         <w:text/>
       </w:sdtPr>
       <w:sdtContent>
@@ -98,7 +98,7 @@
       <w:sdtPr>
         <w:alias w:val="サブタイトル"/>
         <w:tag w:val="subtitle"/>
-        <w:id w:val="2870895"/>
+        <w:id w:val="21851625"/>
         <w:text/>
       </w:sdtPr>
       <w:sdtContent>
@@ -116,7 +116,7 @@
       <w:sdtPr>
         <w:alias w:val="日付・作成者"/>
         <w:tag w:val="meta"/>
-        <w:id w:val="87162440"/>
+        <w:id w:val="27454494"/>
         <w:text/>
       </w:sdtPr>
       <w:sdtContent>
@@ -4713,6 +4713,13 @@
     <cs:fontRef idx="minor">
       <a:schemeClr val="tx1"/>
     </cs:fontRef>
+    <cs:spPr>
+      <a:ln w="9525">
+        <a:solidFill>
+          <a:schemeClr val="tx2"/>
+        </a:solidFill>
+      </a:ln>
+    </cs:spPr>
   </cs:dataPointLine>
   <cs:dataPointMarker>
     <cs:lnRef idx="0"/>

--- a/bigtree/samples/bigtree_lab_charts.docx
+++ b/bigtree/samples/bigtree_lab_charts.docx
@@ -44,7 +44,7 @@
       <w:sdtPr>
         <w:alias w:val="資料の区分"/>
         <w:tag w:val="classification"/>
-        <w:id w:val="63286834"/>
+        <w:id w:val="31578698"/>
         <w:text/>
       </w:sdtPr>
       <w:sdtContent>
@@ -62,7 +62,7 @@
       <w:sdtPr>
         <w:alias w:val="宛先"/>
         <w:tag w:val="recipient"/>
-        <w:id w:val="48622877"/>
+        <w:id w:val="62680454"/>
         <w:text/>
       </w:sdtPr>
       <w:sdtContent>
@@ -80,7 +80,7 @@
       <w:sdtPr>
         <w:alias w:val="タイトル"/>
         <w:tag w:val="title"/>
-        <w:id w:val="65661765"/>
+        <w:id w:val="62334291"/>
         <w:text/>
       </w:sdtPr>
       <w:sdtContent>
@@ -98,7 +98,7 @@
       <w:sdtPr>
         <w:alias w:val="サブタイトル"/>
         <w:tag w:val="subtitle"/>
-        <w:id w:val="21851625"/>
+        <w:id w:val="38680777"/>
         <w:text/>
       </w:sdtPr>
       <w:sdtContent>
@@ -116,7 +116,7 @@
       <w:sdtPr>
         <w:alias w:val="日付・作成者"/>
         <w:tag w:val="meta"/>
-        <w:id w:val="27454494"/>
+        <w:id w:val="38511941"/>
         <w:text/>
       </w:sdtPr>
       <w:sdtContent>
@@ -3156,7 +3156,7 @@
       <c:catAx>
         <c:axId val="1001"/>
         <c:scaling>
-          <c:orientation val="minMax"/>
+          <c:orientation val="maxMin"/>
         </c:scaling>
         <c:delete val="0"/>
         <c:axPos val="l"/>
@@ -3228,7 +3228,7 @@
           </a:p>
         </c:txPr>
         <c:crossAx val="1001"/>
-        <c:crosses val="autoZero"/>
+        <c:crosses val="max"/>
         <c:crossBetween val="between"/>
       </c:valAx>
     </c:plotArea>

--- a/bigtree/samples/bigtree_lab_charts.docx
+++ b/bigtree/samples/bigtree_lab_charts.docx
@@ -44,7 +44,7 @@
       <w:sdtPr>
         <w:alias w:val="資料の区分"/>
         <w:tag w:val="classification"/>
-        <w:id w:val="31578698"/>
+        <w:id w:val="86498068"/>
         <w:text/>
       </w:sdtPr>
       <w:sdtContent>
@@ -62,7 +62,7 @@
       <w:sdtPr>
         <w:alias w:val="宛先"/>
         <w:tag w:val="recipient"/>
-        <w:id w:val="62680454"/>
+        <w:id w:val="26573441"/>
         <w:text/>
       </w:sdtPr>
       <w:sdtContent>
@@ -80,7 +80,7 @@
       <w:sdtPr>
         <w:alias w:val="タイトル"/>
         <w:tag w:val="title"/>
-        <w:id w:val="62334291"/>
+        <w:id w:val="45362568"/>
         <w:text/>
       </w:sdtPr>
       <w:sdtContent>
@@ -98,7 +98,7 @@
       <w:sdtPr>
         <w:alias w:val="サブタイトル"/>
         <w:tag w:val="subtitle"/>
-        <w:id w:val="38680777"/>
+        <w:id w:val="64523374"/>
         <w:text/>
       </w:sdtPr>
       <w:sdtContent>
@@ -116,7 +116,7 @@
       <w:sdtPr>
         <w:alias w:val="日付・作成者"/>
         <w:tag w:val="meta"/>
-        <w:id w:val="38511941"/>
+        <w:id w:val="9801981"/>
         <w:text/>
       </w:sdtPr>
       <w:sdtContent>

--- a/bigtree/samples/bigtree_lab_charts.docx
+++ b/bigtree/samples/bigtree_lab_charts.docx
@@ -44,7 +44,7 @@
       <w:sdtPr>
         <w:alias w:val="資料の区分"/>
         <w:tag w:val="classification"/>
-        <w:id w:val="86498068"/>
+        <w:id w:val="25408006"/>
         <w:text/>
       </w:sdtPr>
       <w:sdtContent>
@@ -62,7 +62,7 @@
       <w:sdtPr>
         <w:alias w:val="宛先"/>
         <w:tag w:val="recipient"/>
-        <w:id w:val="26573441"/>
+        <w:id w:val="19781800"/>
         <w:text/>
       </w:sdtPr>
       <w:sdtContent>
@@ -80,7 +80,7 @@
       <w:sdtPr>
         <w:alias w:val="タイトル"/>
         <w:tag w:val="title"/>
-        <w:id w:val="45362568"/>
+        <w:id w:val="85256438"/>
         <w:text/>
       </w:sdtPr>
       <w:sdtContent>
@@ -98,7 +98,7 @@
       <w:sdtPr>
         <w:alias w:val="サブタイトル"/>
         <w:tag w:val="subtitle"/>
-        <w:id w:val="64523374"/>
+        <w:id w:val="20660267"/>
         <w:text/>
       </w:sdtPr>
       <w:sdtContent>
@@ -116,7 +116,7 @@
       <w:sdtPr>
         <w:alias w:val="日付・作成者"/>
         <w:tag w:val="meta"/>
-        <w:id w:val="9801981"/>
+        <w:id w:val="25800164"/>
         <w:text/>
       </w:sdtPr>
       <w:sdtContent>
